--- a/lessons/7-7/downloads/reveal/7.7-session-1-practice-form-b.docx
+++ b/lessons/7-7/downloads/reveal/7.7-session-1-practice-form-b.docx
@@ -15,7 +15,7 @@
         <w:rPr>
           <w:rFonts w:ascii="Avenir Next" w:hAnsi="Avenir Next" w:cs="Avenir Next" w:eastAsia="Avenir Next"/>
           <w:color w:val="1A1A1A"/>
-          <w:sz w:val="20"/>
+          <w:sz w:val="22"/>
           <w:szCs w:val="20"/>
         </w:rPr>
         <w:t xml:space="preserve">Name</w:t>
@@ -33,7 +33,7 @@
         <w:rPr>
           <w:rFonts w:ascii="Avenir Next" w:hAnsi="Avenir Next" w:cs="Avenir Next" w:eastAsia="Avenir Next"/>
           <w:color w:val="1A1A1A"/>
-          <w:sz w:val="20"/>
+          <w:sz w:val="22"/>
           <w:szCs w:val="20"/>
         </w:rPr>
         <w:t xml:space="preserve">   Date</w:t>
@@ -51,7 +51,7 @@
         <w:rPr>
           <w:rFonts w:ascii="Avenir Next" w:hAnsi="Avenir Next" w:cs="Avenir Next" w:eastAsia="Avenir Next"/>
           <w:color w:val="1A1A1A"/>
-          <w:sz w:val="20"/>
+          <w:sz w:val="22"/>
           <w:szCs w:val="20"/>
         </w:rPr>
         <w:t xml:space="preserve">   Period</w:t>
@@ -78,7 +78,7 @@
           <w:caps/>
           <w:color w:val="003A70"/>
           <w:spacing w:val="12"/>
-          <w:sz w:val="19"/>
+          <w:sz w:val="22"/>
           <w:szCs w:val="19"/>
         </w:rPr>
         <w:t xml:space="preserve">Lesson 7-7  ·  Session 1  ·  Practice  ·  Form B</w:t>
@@ -86,6 +86,7 @@
     </w:p>
     <w:p>
       <w:pPr>
+        <w:pStyle w:val="Heading1"/>
         <w:keepNext/>
         <w:spacing w:before="0" w:after="10" w:line="240" w:lineRule="auto"/>
       </w:pPr>
@@ -111,7 +112,7 @@
         <w:rPr>
           <w:rFonts w:ascii="Avenir Next" w:hAnsi="Avenir Next" w:cs="Avenir Next" w:eastAsia="Avenir Next"/>
           <w:color w:val="5A5F66"/>
-          <w:sz w:val="17"/>
+          <w:sz w:val="22"/>
           <w:szCs w:val="17"/>
         </w:rPr>
         <w:t xml:space="preserve">Learning target — I can find the perimeter and area of a polygon drawn on the coordinate plane.</w:t>
@@ -128,7 +129,7 @@
     </w:p>
     <w:p>
       <w:pPr>
-        <w:spacing w:before="0" w:after="0" w:line="60" w:lineRule="auto"/>
+        <w:spacing w:before="0" w:after="0" w:line="50" w:lineRule="exact"/>
       </w:pPr>
     </w:p>
     <w:tbl>
@@ -167,6 +168,7 @@
           </w:tcPr>
           <w:p>
             <w:pPr>
+              <w:pStyle w:val="Heading2"/>
               <w:spacing w:before="0" w:after="40" w:line="264" w:lineRule="auto"/>
             </w:pPr>
             <w:r>
@@ -194,25 +196,25 @@
                 <w:rFonts w:ascii="Avenir Next" w:hAnsi="Avenir Next" w:cs="Avenir Next" w:eastAsia="Avenir Next"/>
                 <w:b/>
                 <w:color w:val="003A70"/>
+                <w:sz w:val="22"/>
+                <w:szCs w:val="18"/>
+              </w:rPr>
+              <w:t xml:space="preserve">•</w:t>
+            </w:r>
+            <w:r>
+              <w:rPr>
+                <w:rFonts w:ascii="Avenir Next" w:hAnsi="Avenir Next" w:cs="Avenir Next" w:eastAsia="Avenir Next"/>
+                <w:color w:val="1A1A1A"/>
                 <w:sz w:val="18"/>
                 <w:szCs w:val="18"/>
               </w:rPr>
-              <w:t xml:space="preserve">•</w:t>
-            </w:r>
-            <w:r>
-              <w:rPr>
-                <w:rFonts w:ascii="Avenir Next" w:hAnsi="Avenir Next" w:cs="Avenir Next" w:eastAsia="Avenir Next"/>
-                <w:color w:val="1A1A1A"/>
-                <w:sz w:val="18"/>
-                <w:szCs w:val="18"/>
-              </w:rPr>
               <w:tab/>
             </w:r>
             <w:r>
               <w:rPr>
                 <w:rFonts w:ascii="Avenir Next" w:hAnsi="Avenir Next" w:cs="Avenir Next" w:eastAsia="Avenir Next"/>
                 <w:color w:val="1A1A1A"/>
-                <w:sz w:val="18"/>
+                <w:sz w:val="22"/>
                 <w:szCs w:val="18"/>
               </w:rPr>
               <w:t xml:space="preserve">A </w:t>
@@ -222,7 +224,7 @@
                 <w:rFonts w:ascii="Avenir Next" w:hAnsi="Avenir Next" w:cs="Avenir Next" w:eastAsia="Avenir Next"/>
                 <w:b/>
                 <w:color w:val="1A1A1A"/>
-                <w:sz w:val="18"/>
+                <w:sz w:val="22"/>
                 <w:szCs w:val="18"/>
               </w:rPr>
               <w:t xml:space="preserve">polygon</w:t>
@@ -231,7 +233,7 @@
               <w:rPr>
                 <w:rFonts w:ascii="Avenir Next" w:hAnsi="Avenir Next" w:cs="Avenir Next" w:eastAsia="Avenir Next"/>
                 <w:color w:val="1A1A1A"/>
-                <w:sz w:val="18"/>
+                <w:sz w:val="22"/>
                 <w:szCs w:val="18"/>
               </w:rPr>
               <w:t xml:space="preserve"> is a closed shape with straight sides. Its corners are </w:t>
@@ -241,7 +243,7 @@
                 <w:rFonts w:ascii="Avenir Next" w:hAnsi="Avenir Next" w:cs="Avenir Next" w:eastAsia="Avenir Next"/>
                 <w:b/>
                 <w:color w:val="1A1A1A"/>
-                <w:sz w:val="18"/>
+                <w:sz w:val="22"/>
                 <w:szCs w:val="18"/>
               </w:rPr>
               <w:t xml:space="preserve">vertices</w:t>
@@ -250,7 +252,7 @@
               <w:rPr>
                 <w:rFonts w:ascii="Avenir Next" w:hAnsi="Avenir Next" w:cs="Avenir Next" w:eastAsia="Avenir Next"/>
                 <w:color w:val="1A1A1A"/>
-                <w:sz w:val="18"/>
+                <w:sz w:val="22"/>
                 <w:szCs w:val="18"/>
               </w:rPr>
               <w:t xml:space="preserve">.</w:t>
@@ -269,25 +271,25 @@
                 <w:rFonts w:ascii="Avenir Next" w:hAnsi="Avenir Next" w:cs="Avenir Next" w:eastAsia="Avenir Next"/>
                 <w:b/>
                 <w:color w:val="003A70"/>
+                <w:sz w:val="22"/>
+                <w:szCs w:val="18"/>
+              </w:rPr>
+              <w:t xml:space="preserve">•</w:t>
+            </w:r>
+            <w:r>
+              <w:rPr>
+                <w:rFonts w:ascii="Avenir Next" w:hAnsi="Avenir Next" w:cs="Avenir Next" w:eastAsia="Avenir Next"/>
+                <w:color w:val="1A1A1A"/>
                 <w:sz w:val="18"/>
                 <w:szCs w:val="18"/>
               </w:rPr>
-              <w:t xml:space="preserve">•</w:t>
-            </w:r>
-            <w:r>
-              <w:rPr>
-                <w:rFonts w:ascii="Avenir Next" w:hAnsi="Avenir Next" w:cs="Avenir Next" w:eastAsia="Avenir Next"/>
-                <w:color w:val="1A1A1A"/>
-                <w:sz w:val="18"/>
-                <w:szCs w:val="18"/>
-              </w:rPr>
               <w:tab/>
             </w:r>
             <w:r>
               <w:rPr>
                 <w:rFonts w:ascii="Avenir Next" w:hAnsi="Avenir Next" w:cs="Avenir Next" w:eastAsia="Avenir Next"/>
                 <w:color w:val="1A1A1A"/>
-                <w:sz w:val="18"/>
+                <w:sz w:val="22"/>
                 <w:szCs w:val="18"/>
               </w:rPr>
               <w:t xml:space="preserve">Find each side from matching coordinates: opposite signs </w:t>
@@ -297,7 +299,7 @@
                 <w:rFonts w:ascii="Avenir Next" w:hAnsi="Avenir Next" w:cs="Avenir Next" w:eastAsia="Avenir Next"/>
                 <w:b/>
                 <w:color w:val="1A1A1A"/>
-                <w:sz w:val="18"/>
+                <w:sz w:val="22"/>
                 <w:szCs w:val="18"/>
               </w:rPr>
               <w:t xml:space="preserve">add</w:t>
@@ -306,7 +308,7 @@
               <w:rPr>
                 <w:rFonts w:ascii="Avenir Next" w:hAnsi="Avenir Next" w:cs="Avenir Next" w:eastAsia="Avenir Next"/>
                 <w:color w:val="1A1A1A"/>
-                <w:sz w:val="18"/>
+                <w:sz w:val="22"/>
                 <w:szCs w:val="18"/>
               </w:rPr>
               <w:t xml:space="preserve">, same sign </w:t>
@@ -316,7 +318,7 @@
                 <w:rFonts w:ascii="Avenir Next" w:hAnsi="Avenir Next" w:cs="Avenir Next" w:eastAsia="Avenir Next"/>
                 <w:b/>
                 <w:color w:val="1A1A1A"/>
-                <w:sz w:val="18"/>
+                <w:sz w:val="22"/>
                 <w:szCs w:val="18"/>
               </w:rPr>
               <w:t xml:space="preserve">subtract</w:t>
@@ -325,7 +327,7 @@
               <w:rPr>
                 <w:rFonts w:ascii="Avenir Next" w:hAnsi="Avenir Next" w:cs="Avenir Next" w:eastAsia="Avenir Next"/>
                 <w:color w:val="1A1A1A"/>
-                <w:sz w:val="18"/>
+                <w:sz w:val="22"/>
                 <w:szCs w:val="18"/>
               </w:rPr>
               <w:t xml:space="preserve">.</w:t>
@@ -344,18 +346,18 @@
                 <w:rFonts w:ascii="Avenir Next" w:hAnsi="Avenir Next" w:cs="Avenir Next" w:eastAsia="Avenir Next"/>
                 <w:b/>
                 <w:color w:val="003A70"/>
+                <w:sz w:val="22"/>
+                <w:szCs w:val="18"/>
+              </w:rPr>
+              <w:t xml:space="preserve">•</w:t>
+            </w:r>
+            <w:r>
+              <w:rPr>
+                <w:rFonts w:ascii="Avenir Next" w:hAnsi="Avenir Next" w:cs="Avenir Next" w:eastAsia="Avenir Next"/>
+                <w:color w:val="1A1A1A"/>
                 <w:sz w:val="18"/>
                 <w:szCs w:val="18"/>
               </w:rPr>
-              <w:t xml:space="preserve">•</w:t>
-            </w:r>
-            <w:r>
-              <w:rPr>
-                <w:rFonts w:ascii="Avenir Next" w:hAnsi="Avenir Next" w:cs="Avenir Next" w:eastAsia="Avenir Next"/>
-                <w:color w:val="1A1A1A"/>
-                <w:sz w:val="18"/>
-                <w:szCs w:val="18"/>
-              </w:rPr>
               <w:tab/>
             </w:r>
             <w:r>
@@ -363,7 +365,7 @@
                 <w:rFonts w:ascii="Avenir Next" w:hAnsi="Avenir Next" w:cs="Avenir Next" w:eastAsia="Avenir Next"/>
                 <w:b/>
                 <w:color w:val="1A1A1A"/>
-                <w:sz w:val="18"/>
+                <w:sz w:val="22"/>
                 <w:szCs w:val="18"/>
               </w:rPr>
               <w:t xml:space="preserve">Perimeter</w:t>
@@ -372,7 +374,7 @@
               <w:rPr>
                 <w:rFonts w:ascii="Avenir Next" w:hAnsi="Avenir Next" w:cs="Avenir Next" w:eastAsia="Avenir Next"/>
                 <w:color w:val="1A1A1A"/>
-                <w:sz w:val="18"/>
+                <w:sz w:val="22"/>
                 <w:szCs w:val="18"/>
               </w:rPr>
               <w:t xml:space="preserve"> = add all the sides. </w:t>
@@ -382,7 +384,7 @@
                 <w:rFonts w:ascii="Avenir Next" w:hAnsi="Avenir Next" w:cs="Avenir Next" w:eastAsia="Avenir Next"/>
                 <w:b/>
                 <w:color w:val="1A1A1A"/>
-                <w:sz w:val="18"/>
+                <w:sz w:val="22"/>
                 <w:szCs w:val="18"/>
               </w:rPr>
               <w:t xml:space="preserve">Area</w:t>
@@ -391,7 +393,7 @@
               <w:rPr>
                 <w:rFonts w:ascii="Avenir Next" w:hAnsi="Avenir Next" w:cs="Avenir Next" w:eastAsia="Avenir Next"/>
                 <w:color w:val="1A1A1A"/>
-                <w:sz w:val="18"/>
+                <w:sz w:val="22"/>
                 <w:szCs w:val="18"/>
               </w:rPr>
               <w:t xml:space="preserve"> of a rectangle = length × width.</w:t>
@@ -406,6 +408,7 @@
           </w:tcPr>
           <w:p>
             <w:pPr>
+              <w:pStyle w:val="Heading2"/>
               <w:spacing w:before="0" w:after="40" w:line="264" w:lineRule="auto"/>
             </w:pPr>
             <w:r>
@@ -428,7 +431,7 @@
               <w:rPr>
                 <w:rFonts w:ascii="Avenir Next" w:hAnsi="Avenir Next" w:cs="Avenir Next" w:eastAsia="Avenir Next"/>
                 <w:color w:val="1A1A1A"/>
-                <w:sz w:val="17"/>
+                <w:sz w:val="22"/>
                 <w:szCs w:val="17"/>
               </w:rPr>
               <w:t xml:space="preserve">A rectangle has vertices (−2, 3), (5, 3), (5, −2) and (−2, −2). Each unit is 1 meter. Find its perimeter.</w:t>
@@ -447,25 +450,25 @@
                 <w:rFonts w:ascii="Avenir Next" w:hAnsi="Avenir Next" w:cs="Avenir Next" w:eastAsia="Avenir Next"/>
                 <w:b/>
                 <w:color w:val="003A70"/>
+                <w:sz w:val="22"/>
+                <w:szCs w:val="17"/>
+              </w:rPr>
+              <w:t xml:space="preserve">Step 1</w:t>
+            </w:r>
+            <w:r>
+              <w:rPr>
+                <w:rFonts w:ascii="Avenir Next" w:hAnsi="Avenir Next" w:cs="Avenir Next" w:eastAsia="Avenir Next"/>
+                <w:color w:val="1A1A1A"/>
                 <w:sz w:val="17"/>
                 <w:szCs w:val="17"/>
               </w:rPr>
-              <w:t xml:space="preserve">Step 1</w:t>
-            </w:r>
-            <w:r>
-              <w:rPr>
-                <w:rFonts w:ascii="Avenir Next" w:hAnsi="Avenir Next" w:cs="Avenir Next" w:eastAsia="Avenir Next"/>
-                <w:color w:val="1A1A1A"/>
-                <w:sz w:val="17"/>
-                <w:szCs w:val="17"/>
-              </w:rPr>
               <w:tab/>
             </w:r>
             <w:r>
               <w:rPr>
                 <w:rFonts w:ascii="Avenir Next" w:hAnsi="Avenir Next" w:cs="Avenir Next" w:eastAsia="Avenir Next"/>
                 <w:color w:val="1A1A1A"/>
-                <w:sz w:val="17"/>
+                <w:sz w:val="22"/>
                 <w:szCs w:val="17"/>
               </w:rPr>
               <w:t xml:space="preserve">Top side: same y, so 2 + 5 = 7 m.</w:t>
@@ -484,25 +487,25 @@
                 <w:rFonts w:ascii="Avenir Next" w:hAnsi="Avenir Next" w:cs="Avenir Next" w:eastAsia="Avenir Next"/>
                 <w:b/>
                 <w:color w:val="003A70"/>
+                <w:sz w:val="22"/>
+                <w:szCs w:val="17"/>
+              </w:rPr>
+              <w:t xml:space="preserve">Step 2</w:t>
+            </w:r>
+            <w:r>
+              <w:rPr>
+                <w:rFonts w:ascii="Avenir Next" w:hAnsi="Avenir Next" w:cs="Avenir Next" w:eastAsia="Avenir Next"/>
+                <w:color w:val="1A1A1A"/>
                 <w:sz w:val="17"/>
                 <w:szCs w:val="17"/>
               </w:rPr>
-              <w:t xml:space="preserve">Step 2</w:t>
-            </w:r>
-            <w:r>
-              <w:rPr>
-                <w:rFonts w:ascii="Avenir Next" w:hAnsi="Avenir Next" w:cs="Avenir Next" w:eastAsia="Avenir Next"/>
-                <w:color w:val="1A1A1A"/>
-                <w:sz w:val="17"/>
-                <w:szCs w:val="17"/>
-              </w:rPr>
               <w:tab/>
             </w:r>
             <w:r>
               <w:rPr>
                 <w:rFonts w:ascii="Avenir Next" w:hAnsi="Avenir Next" w:cs="Avenir Next" w:eastAsia="Avenir Next"/>
                 <w:color w:val="1A1A1A"/>
-                <w:sz w:val="17"/>
+                <w:sz w:val="22"/>
                 <w:szCs w:val="17"/>
               </w:rPr>
               <w:t xml:space="preserve">Right side: same x, so 3 + 2 = 5 m.</w:t>
@@ -521,25 +524,25 @@
                 <w:rFonts w:ascii="Avenir Next" w:hAnsi="Avenir Next" w:cs="Avenir Next" w:eastAsia="Avenir Next"/>
                 <w:b/>
                 <w:color w:val="003A70"/>
+                <w:sz w:val="22"/>
+                <w:szCs w:val="17"/>
+              </w:rPr>
+              <w:t xml:space="preserve">Step 3</w:t>
+            </w:r>
+            <w:r>
+              <w:rPr>
+                <w:rFonts w:ascii="Avenir Next" w:hAnsi="Avenir Next" w:cs="Avenir Next" w:eastAsia="Avenir Next"/>
+                <w:color w:val="1A1A1A"/>
                 <w:sz w:val="17"/>
                 <w:szCs w:val="17"/>
               </w:rPr>
-              <w:t xml:space="preserve">Step 3</w:t>
-            </w:r>
-            <w:r>
-              <w:rPr>
-                <w:rFonts w:ascii="Avenir Next" w:hAnsi="Avenir Next" w:cs="Avenir Next" w:eastAsia="Avenir Next"/>
-                <w:color w:val="1A1A1A"/>
-                <w:sz w:val="17"/>
-                <w:szCs w:val="17"/>
-              </w:rPr>
               <w:tab/>
             </w:r>
             <w:r>
               <w:rPr>
                 <w:rFonts w:ascii="Avenir Next" w:hAnsi="Avenir Next" w:cs="Avenir Next" w:eastAsia="Avenir Next"/>
                 <w:color w:val="1A1A1A"/>
-                <w:sz w:val="17"/>
+                <w:sz w:val="22"/>
                 <w:szCs w:val="17"/>
               </w:rPr>
               <w:t xml:space="preserve">Add all four sides: 7 + 5 + 7 + 5 = 24.</w:t>
@@ -558,18 +561,18 @@
                 <w:rFonts w:ascii="Avenir Next" w:hAnsi="Avenir Next" w:cs="Avenir Next" w:eastAsia="Avenir Next"/>
                 <w:b/>
                 <w:color w:val="1A1A1A"/>
+                <w:sz w:val="22"/>
+                <w:szCs w:val="17"/>
+              </w:rPr>
+              <w:t xml:space="preserve">Answer</w:t>
+            </w:r>
+            <w:r>
+              <w:rPr>
+                <w:rFonts w:ascii="Avenir Next" w:hAnsi="Avenir Next" w:cs="Avenir Next" w:eastAsia="Avenir Next"/>
+                <w:color w:val="1A1A1A"/>
                 <w:sz w:val="17"/>
                 <w:szCs w:val="17"/>
               </w:rPr>
-              <w:t xml:space="preserve">Answer</w:t>
-            </w:r>
-            <w:r>
-              <w:rPr>
-                <w:rFonts w:ascii="Avenir Next" w:hAnsi="Avenir Next" w:cs="Avenir Next" w:eastAsia="Avenir Next"/>
-                <w:color w:val="1A1A1A"/>
-                <w:sz w:val="17"/>
-                <w:szCs w:val="17"/>
-              </w:rPr>
               <w:tab/>
             </w:r>
             <w:r>
@@ -577,7 +580,7 @@
                 <w:rFonts w:ascii="Avenir Next" w:hAnsi="Avenir Next" w:cs="Avenir Next" w:eastAsia="Avenir Next"/>
                 <w:b/>
                 <w:color w:val="1A1A1A"/>
-                <w:sz w:val="17"/>
+                <w:sz w:val="22"/>
                 <w:szCs w:val="17"/>
               </w:rPr>
               <w:t xml:space="preserve">Perimeter = 24 m</w:t>
@@ -606,7 +609,7 @@
           <w:rFonts w:ascii="Avenir Next" w:hAnsi="Avenir Next" w:cs="Avenir Next" w:eastAsia="Avenir Next"/>
           <w:b/>
           <w:color w:val="1A1A1A"/>
-          <w:sz w:val="17"/>
+          <w:sz w:val="22"/>
           <w:szCs w:val="17"/>
         </w:rPr>
         <w:t xml:space="preserve">polygon</w:t>
@@ -616,7 +619,7 @@
           <w:rFonts w:ascii="Avenir Next" w:hAnsi="Avenir Next" w:cs="Avenir Next" w:eastAsia="Avenir Next"/>
           <w:i/>
           <w:color w:val="5A5F66"/>
-          <w:sz w:val="17"/>
+          <w:sz w:val="22"/>
           <w:szCs w:val="17"/>
         </w:rPr>
         <w:t xml:space="preserve"> (polígono)</w:t>
@@ -625,7 +628,7 @@
         <w:rPr>
           <w:rFonts w:ascii="Avenir Next" w:hAnsi="Avenir Next" w:cs="Avenir Next" w:eastAsia="Avenir Next"/>
           <w:color w:val="5A5F66"/>
-          <w:sz w:val="17"/>
+          <w:sz w:val="22"/>
           <w:szCs w:val="17"/>
         </w:rPr>
         <w:t xml:space="preserve">   ·   </w:t>
@@ -635,7 +638,7 @@
           <w:rFonts w:ascii="Avenir Next" w:hAnsi="Avenir Next" w:cs="Avenir Next" w:eastAsia="Avenir Next"/>
           <w:b/>
           <w:color w:val="1A1A1A"/>
-          <w:sz w:val="17"/>
+          <w:sz w:val="22"/>
           <w:szCs w:val="17"/>
         </w:rPr>
         <w:t xml:space="preserve">vertex</w:t>
@@ -645,7 +648,7 @@
           <w:rFonts w:ascii="Avenir Next" w:hAnsi="Avenir Next" w:cs="Avenir Next" w:eastAsia="Avenir Next"/>
           <w:i/>
           <w:color w:val="5A5F66"/>
-          <w:sz w:val="17"/>
+          <w:sz w:val="22"/>
           <w:szCs w:val="17"/>
         </w:rPr>
         <w:t xml:space="preserve"> (vértice)</w:t>
@@ -654,7 +657,7 @@
         <w:rPr>
           <w:rFonts w:ascii="Avenir Next" w:hAnsi="Avenir Next" w:cs="Avenir Next" w:eastAsia="Avenir Next"/>
           <w:color w:val="5A5F66"/>
-          <w:sz w:val="17"/>
+          <w:sz w:val="22"/>
           <w:szCs w:val="17"/>
         </w:rPr>
         <w:t xml:space="preserve">   ·   </w:t>
@@ -664,7 +667,7 @@
           <w:rFonts w:ascii="Avenir Next" w:hAnsi="Avenir Next" w:cs="Avenir Next" w:eastAsia="Avenir Next"/>
           <w:b/>
           <w:color w:val="1A1A1A"/>
-          <w:sz w:val="17"/>
+          <w:sz w:val="22"/>
           <w:szCs w:val="17"/>
         </w:rPr>
         <w:t xml:space="preserve">perimeter</w:t>
@@ -674,7 +677,7 @@
           <w:rFonts w:ascii="Avenir Next" w:hAnsi="Avenir Next" w:cs="Avenir Next" w:eastAsia="Avenir Next"/>
           <w:i/>
           <w:color w:val="5A5F66"/>
-          <w:sz w:val="17"/>
+          <w:sz w:val="22"/>
           <w:szCs w:val="17"/>
         </w:rPr>
         <w:t xml:space="preserve"> (perímetro)</w:t>
@@ -682,6 +685,7 @@
     </w:p>
     <w:p>
       <w:pPr>
+        <w:pStyle w:val="Heading2"/>
         <w:keepNext/>
         <w:pBdr>
           <w:bottom w:val="single" w:sz="8" w:space="3" w:color="003A70"/>
@@ -697,7 +701,7 @@
           <w:b/>
           <w:color w:val="003A70"/>
           <w:spacing w:val="14"/>
-          <w:sz w:val="19"/>
+          <w:sz w:val="22"/>
           <w:szCs w:val="19"/>
         </w:rPr>
         <w:t xml:space="preserve">PRACTICE</w:t>
@@ -716,7 +720,7 @@
           <w:rFonts w:ascii="Avenir Next" w:hAnsi="Avenir Next" w:cs="Avenir Next" w:eastAsia="Avenir Next"/>
           <w:i/>
           <w:color w:val="5A5F66"/>
-          <w:sz w:val="17"/>
+          <w:sz w:val="22"/>
           <w:szCs w:val="17"/>
         </w:rPr>
         <w:t xml:space="preserve">show your work · label units</w:t>
@@ -724,7 +728,7 @@
     </w:p>
     <w:p>
       <w:pPr>
-        <w:spacing w:before="0" w:after="0" w:line="20" w:lineRule="exact"/>
+        <w:spacing w:before="0" w:after="0" w:line="50" w:lineRule="exact"/>
       </w:pPr>
     </w:p>
     <w:tbl>
@@ -774,25 +778,25 @@
                 <w:rFonts w:ascii="Avenir Next" w:hAnsi="Avenir Next" w:cs="Avenir Next" w:eastAsia="Avenir Next"/>
                 <w:b/>
                 <w:color w:val="1A1A1A"/>
+                <w:sz w:val="22"/>
+                <w:szCs w:val="20"/>
+              </w:rPr>
+              <w:t xml:space="preserve">1.</w:t>
+            </w:r>
+            <w:r>
+              <w:rPr>
+                <w:rFonts w:ascii="Avenir Next" w:hAnsi="Avenir Next" w:cs="Avenir Next" w:eastAsia="Avenir Next"/>
+                <w:color w:val="1A1A1A"/>
                 <w:sz w:val="20"/>
                 <w:szCs w:val="20"/>
               </w:rPr>
-              <w:t xml:space="preserve">1.</w:t>
-            </w:r>
-            <w:r>
-              <w:rPr>
-                <w:rFonts w:ascii="Avenir Next" w:hAnsi="Avenir Next" w:cs="Avenir Next" w:eastAsia="Avenir Next"/>
-                <w:color w:val="1A1A1A"/>
-                <w:sz w:val="20"/>
-                <w:szCs w:val="20"/>
-              </w:rPr>
               <w:tab/>
             </w:r>
             <w:r>
               <w:rPr>
                 <w:rFonts w:ascii="Avenir Next" w:hAnsi="Avenir Next" w:cs="Avenir Next" w:eastAsia="Avenir Next"/>
                 <w:color w:val="1A1A1A"/>
-                <w:sz w:val="20"/>
+                <w:sz w:val="22"/>
                 <w:szCs w:val="20"/>
               </w:rPr>
               <w:t xml:space="preserve">A rectangle has vertices (−5, 3), (5, 3), (5, −4) and (−5, −4). Find each measure.</w:t>
@@ -847,25 +851,25 @@
                       <w:rFonts w:ascii="Avenir Next" w:hAnsi="Avenir Next" w:cs="Avenir Next" w:eastAsia="Avenir Next"/>
                       <w:b/>
                       <w:color w:val="003A70"/>
+                      <w:sz w:val="22"/>
+                      <w:szCs w:val="20"/>
+                    </w:rPr>
+                    <w:t xml:space="preserve">a.</w:t>
+                  </w:r>
+                  <w:r>
+                    <w:rPr>
+                      <w:rFonts w:ascii="Avenir Next" w:hAnsi="Avenir Next" w:cs="Avenir Next" w:eastAsia="Avenir Next"/>
+                      <w:color w:val="1A1A1A"/>
                       <w:sz w:val="20"/>
                       <w:szCs w:val="20"/>
                     </w:rPr>
-                    <w:t xml:space="preserve">a.</w:t>
-                  </w:r>
-                  <w:r>
-                    <w:rPr>
-                      <w:rFonts w:ascii="Avenir Next" w:hAnsi="Avenir Next" w:cs="Avenir Next" w:eastAsia="Avenir Next"/>
-                      <w:color w:val="1A1A1A"/>
-                      <w:sz w:val="20"/>
-                      <w:szCs w:val="20"/>
-                    </w:rPr>
                     <w:tab/>
                   </w:r>
                   <w:r>
                     <w:rPr>
                       <w:rFonts w:ascii="Avenir Next" w:hAnsi="Avenir Next" w:cs="Avenir Next" w:eastAsia="Avenir Next"/>
                       <w:color w:val="1A1A1A"/>
-                      <w:sz w:val="20"/>
+                      <w:sz w:val="22"/>
                       <w:szCs w:val="20"/>
                     </w:rPr>
                     <w:t xml:space="preserve">side (−5, 3) to (5, 3)</w:t>
@@ -909,25 +913,25 @@
                       <w:rFonts w:ascii="Avenir Next" w:hAnsi="Avenir Next" w:cs="Avenir Next" w:eastAsia="Avenir Next"/>
                       <w:b/>
                       <w:color w:val="003A70"/>
+                      <w:sz w:val="22"/>
+                      <w:szCs w:val="20"/>
+                    </w:rPr>
+                    <w:t xml:space="preserve">b.</w:t>
+                  </w:r>
+                  <w:r>
+                    <w:rPr>
+                      <w:rFonts w:ascii="Avenir Next" w:hAnsi="Avenir Next" w:cs="Avenir Next" w:eastAsia="Avenir Next"/>
+                      <w:color w:val="1A1A1A"/>
                       <w:sz w:val="20"/>
                       <w:szCs w:val="20"/>
                     </w:rPr>
-                    <w:t xml:space="preserve">b.</w:t>
-                  </w:r>
-                  <w:r>
-                    <w:rPr>
-                      <w:rFonts w:ascii="Avenir Next" w:hAnsi="Avenir Next" w:cs="Avenir Next" w:eastAsia="Avenir Next"/>
-                      <w:color w:val="1A1A1A"/>
-                      <w:sz w:val="20"/>
-                      <w:szCs w:val="20"/>
-                    </w:rPr>
                     <w:tab/>
                   </w:r>
                   <w:r>
                     <w:rPr>
                       <w:rFonts w:ascii="Avenir Next" w:hAnsi="Avenir Next" w:cs="Avenir Next" w:eastAsia="Avenir Next"/>
                       <w:color w:val="1A1A1A"/>
-                      <w:sz w:val="20"/>
+                      <w:sz w:val="22"/>
                       <w:szCs w:val="20"/>
                     </w:rPr>
                     <w:t xml:space="preserve">side (5, 3) to (5, −4)</w:t>
@@ -977,25 +981,25 @@
                       <w:rFonts w:ascii="Avenir Next" w:hAnsi="Avenir Next" w:cs="Avenir Next" w:eastAsia="Avenir Next"/>
                       <w:b/>
                       <w:color w:val="003A70"/>
+                      <w:sz w:val="22"/>
+                      <w:szCs w:val="20"/>
+                    </w:rPr>
+                    <w:t xml:space="preserve">c.</w:t>
+                  </w:r>
+                  <w:r>
+                    <w:rPr>
+                      <w:rFonts w:ascii="Avenir Next" w:hAnsi="Avenir Next" w:cs="Avenir Next" w:eastAsia="Avenir Next"/>
+                      <w:color w:val="1A1A1A"/>
                       <w:sz w:val="20"/>
                       <w:szCs w:val="20"/>
                     </w:rPr>
-                    <w:t xml:space="preserve">c.</w:t>
-                  </w:r>
-                  <w:r>
-                    <w:rPr>
-                      <w:rFonts w:ascii="Avenir Next" w:hAnsi="Avenir Next" w:cs="Avenir Next" w:eastAsia="Avenir Next"/>
-                      <w:color w:val="1A1A1A"/>
-                      <w:sz w:val="20"/>
-                      <w:szCs w:val="20"/>
-                    </w:rPr>
                     <w:tab/>
                   </w:r>
                   <w:r>
                     <w:rPr>
                       <w:rFonts w:ascii="Avenir Next" w:hAnsi="Avenir Next" w:cs="Avenir Next" w:eastAsia="Avenir Next"/>
                       <w:color w:val="1A1A1A"/>
-                      <w:sz w:val="20"/>
+                      <w:sz w:val="22"/>
                       <w:szCs w:val="20"/>
                     </w:rPr>
                     <w:t xml:space="preserve">perimeter</w:t>
@@ -1039,25 +1043,25 @@
                       <w:rFonts w:ascii="Avenir Next" w:hAnsi="Avenir Next" w:cs="Avenir Next" w:eastAsia="Avenir Next"/>
                       <w:b/>
                       <w:color w:val="003A70"/>
+                      <w:sz w:val="22"/>
+                      <w:szCs w:val="20"/>
+                    </w:rPr>
+                    <w:t xml:space="preserve">d.</w:t>
+                  </w:r>
+                  <w:r>
+                    <w:rPr>
+                      <w:rFonts w:ascii="Avenir Next" w:hAnsi="Avenir Next" w:cs="Avenir Next" w:eastAsia="Avenir Next"/>
+                      <w:color w:val="1A1A1A"/>
                       <w:sz w:val="20"/>
                       <w:szCs w:val="20"/>
                     </w:rPr>
-                    <w:t xml:space="preserve">d.</w:t>
-                  </w:r>
-                  <w:r>
-                    <w:rPr>
-                      <w:rFonts w:ascii="Avenir Next" w:hAnsi="Avenir Next" w:cs="Avenir Next" w:eastAsia="Avenir Next"/>
-                      <w:color w:val="1A1A1A"/>
-                      <w:sz w:val="20"/>
-                      <w:szCs w:val="20"/>
-                    </w:rPr>
                     <w:tab/>
                   </w:r>
                   <w:r>
                     <w:rPr>
                       <w:rFonts w:ascii="Avenir Next" w:hAnsi="Avenir Next" w:cs="Avenir Next" w:eastAsia="Avenir Next"/>
                       <w:color w:val="1A1A1A"/>
-                      <w:sz w:val="20"/>
+                      <w:sz w:val="22"/>
                       <w:szCs w:val="20"/>
                     </w:rPr>
                     <w:t xml:space="preserve">area</w:t>
@@ -1087,7 +1091,7 @@
           </w:tbl>
           <w:p>
             <w:pPr>
-              <w:spacing w:before="0" w:after="0" w:line="24" w:lineRule="auto"/>
+              <w:spacing w:before="0" w:after="0" w:line="50" w:lineRule="exact"/>
             </w:pPr>
           </w:p>
         </w:tc>
@@ -1095,12 +1099,12 @@
     </w:tbl>
     <w:p>
       <w:pPr>
-        <w:spacing w:before="0" w:after="0" w:line="20" w:lineRule="exact"/>
+        <w:spacing w:before="0" w:after="0" w:line="50" w:lineRule="exact"/>
       </w:pPr>
     </w:p>
     <w:p>
       <w:pPr>
-        <w:spacing w:before="0" w:after="0" w:line="20" w:lineRule="exact"/>
+        <w:spacing w:before="0" w:after="0" w:line="50" w:lineRule="exact"/>
       </w:pPr>
     </w:p>
     <w:tbl>
@@ -1184,35 +1188,35 @@
                       <w:rFonts w:ascii="Avenir Next" w:hAnsi="Avenir Next" w:cs="Avenir Next" w:eastAsia="Avenir Next"/>
                       <w:b/>
                       <w:color w:val="1A1A1A"/>
+                      <w:sz w:val="22"/>
+                      <w:szCs w:val="20"/>
+                    </w:rPr>
+                    <w:t xml:space="preserve">2.</w:t>
+                  </w:r>
+                  <w:r>
+                    <w:rPr>
+                      <w:rFonts w:ascii="Avenir Next" w:hAnsi="Avenir Next" w:cs="Avenir Next" w:eastAsia="Avenir Next"/>
+                      <w:color w:val="1A1A1A"/>
                       <w:sz w:val="20"/>
                       <w:szCs w:val="20"/>
                     </w:rPr>
-                    <w:t xml:space="preserve">2.</w:t>
-                  </w:r>
-                  <w:r>
-                    <w:rPr>
-                      <w:rFonts w:ascii="Avenir Next" w:hAnsi="Avenir Next" w:cs="Avenir Next" w:eastAsia="Avenir Next"/>
-                      <w:color w:val="1A1A1A"/>
-                      <w:sz w:val="20"/>
+                    <w:tab/>
+                  </w:r>
+                  <w:r>
+                    <w:rPr>
+                      <w:rFonts w:ascii="Avenir Next" w:hAnsi="Avenir Next" w:cs="Avenir Next" w:eastAsia="Avenir Next"/>
+                      <w:b/>
+                      <w:color w:val="1A1A1A"/>
+                      <w:sz w:val="22"/>
                       <w:szCs w:val="20"/>
                     </w:rPr>
-                    <w:tab/>
-                  </w:r>
-                  <w:r>
-                    <w:rPr>
-                      <w:rFonts w:ascii="Avenir Next" w:hAnsi="Avenir Next" w:cs="Avenir Next" w:eastAsia="Avenir Next"/>
-                      <w:b/>
-                      <w:color w:val="1A1A1A"/>
-                      <w:sz w:val="20"/>
-                      <w:szCs w:val="20"/>
-                    </w:rPr>
                     <w:t xml:space="preserve">Garden Plot.  </w:t>
                   </w:r>
                   <w:r>
                     <w:rPr>
                       <w:rFonts w:ascii="Avenir Next" w:hAnsi="Avenir Next" w:cs="Avenir Next" w:eastAsia="Avenir Next"/>
                       <w:color w:val="1A1A1A"/>
-                      <w:sz w:val="20"/>
+                      <w:sz w:val="22"/>
                       <w:szCs w:val="20"/>
                     </w:rPr>
                     <w:t xml:space="preserve">A garden plot has corners at (−5, 5), (7, 5), (7, −4) and (−5, −4). Each unit is 1 meter.</w:t>
@@ -1232,25 +1236,25 @@
                       <w:rFonts w:ascii="Avenir Next" w:hAnsi="Avenir Next" w:cs="Avenir Next" w:eastAsia="Avenir Next"/>
                       <w:b/>
                       <w:color w:val="003A70"/>
+                      <w:sz w:val="22"/>
+                      <w:szCs w:val="20"/>
+                    </w:rPr>
+                    <w:t xml:space="preserve">a.</w:t>
+                  </w:r>
+                  <w:r>
+                    <w:rPr>
+                      <w:rFonts w:ascii="Avenir Next" w:hAnsi="Avenir Next" w:cs="Avenir Next" w:eastAsia="Avenir Next"/>
+                      <w:color w:val="1A1A1A"/>
                       <w:sz w:val="20"/>
                       <w:szCs w:val="20"/>
                     </w:rPr>
-                    <w:t xml:space="preserve">a.</w:t>
-                  </w:r>
-                  <w:r>
-                    <w:rPr>
-                      <w:rFonts w:ascii="Avenir Next" w:hAnsi="Avenir Next" w:cs="Avenir Next" w:eastAsia="Avenir Next"/>
-                      <w:color w:val="1A1A1A"/>
-                      <w:sz w:val="20"/>
-                      <w:szCs w:val="20"/>
-                    </w:rPr>
                     <w:tab/>
                   </w:r>
                   <w:r>
                     <w:rPr>
                       <w:rFonts w:ascii="Avenir Next" w:hAnsi="Avenir Next" w:cs="Avenir Next" w:eastAsia="Avenir Next"/>
                       <w:color w:val="1A1A1A"/>
-                      <w:sz w:val="20"/>
+                      <w:sz w:val="22"/>
                       <w:szCs w:val="20"/>
                     </w:rPr>
                     <w:t xml:space="preserve">Plot the corners and connect them.</w:t>
@@ -1270,25 +1274,25 @@
                       <w:rFonts w:ascii="Avenir Next" w:hAnsi="Avenir Next" w:cs="Avenir Next" w:eastAsia="Avenir Next"/>
                       <w:b/>
                       <w:color w:val="003A70"/>
+                      <w:sz w:val="22"/>
+                      <w:szCs w:val="20"/>
+                    </w:rPr>
+                    <w:t xml:space="preserve">b.</w:t>
+                  </w:r>
+                  <w:r>
+                    <w:rPr>
+                      <w:rFonts w:ascii="Avenir Next" w:hAnsi="Avenir Next" w:cs="Avenir Next" w:eastAsia="Avenir Next"/>
+                      <w:color w:val="1A1A1A"/>
                       <w:sz w:val="20"/>
                       <w:szCs w:val="20"/>
                     </w:rPr>
-                    <w:t xml:space="preserve">b.</w:t>
-                  </w:r>
-                  <w:r>
-                    <w:rPr>
-                      <w:rFonts w:ascii="Avenir Next" w:hAnsi="Avenir Next" w:cs="Avenir Next" w:eastAsia="Avenir Next"/>
-                      <w:color w:val="1A1A1A"/>
-                      <w:sz w:val="20"/>
-                      <w:szCs w:val="20"/>
-                    </w:rPr>
                     <w:tab/>
                   </w:r>
                   <w:r>
                     <w:rPr>
                       <w:rFonts w:ascii="Avenir Next" w:hAnsi="Avenir Next" w:cs="Avenir Next" w:eastAsia="Avenir Next"/>
                       <w:color w:val="1A1A1A"/>
-                      <w:sz w:val="20"/>
+                      <w:sz w:val="22"/>
                       <w:szCs w:val="20"/>
                     </w:rPr>
                     <w:t xml:space="preserve">Top side</w:t>
@@ -1316,7 +1320,7 @@
                     <w:rPr>
                       <w:rFonts w:ascii="Avenir Next" w:hAnsi="Avenir Next" w:cs="Avenir Next" w:eastAsia="Avenir Next"/>
                       <w:color w:val="1A1A1A"/>
-                      <w:sz w:val="20"/>
+                      <w:sz w:val="22"/>
                       <w:szCs w:val="20"/>
                     </w:rPr>
                     <w:t xml:space="preserve"> m</w:t>
@@ -1336,25 +1340,25 @@
                       <w:rFonts w:ascii="Avenir Next" w:hAnsi="Avenir Next" w:cs="Avenir Next" w:eastAsia="Avenir Next"/>
                       <w:b/>
                       <w:color w:val="003A70"/>
+                      <w:sz w:val="22"/>
+                      <w:szCs w:val="20"/>
+                    </w:rPr>
+                    <w:t xml:space="preserve">c.</w:t>
+                  </w:r>
+                  <w:r>
+                    <w:rPr>
+                      <w:rFonts w:ascii="Avenir Next" w:hAnsi="Avenir Next" w:cs="Avenir Next" w:eastAsia="Avenir Next"/>
+                      <w:color w:val="1A1A1A"/>
                       <w:sz w:val="20"/>
                       <w:szCs w:val="20"/>
                     </w:rPr>
-                    <w:t xml:space="preserve">c.</w:t>
-                  </w:r>
-                  <w:r>
-                    <w:rPr>
-                      <w:rFonts w:ascii="Avenir Next" w:hAnsi="Avenir Next" w:cs="Avenir Next" w:eastAsia="Avenir Next"/>
-                      <w:color w:val="1A1A1A"/>
-                      <w:sz w:val="20"/>
-                      <w:szCs w:val="20"/>
-                    </w:rPr>
                     <w:tab/>
                   </w:r>
                   <w:r>
                     <w:rPr>
                       <w:rFonts w:ascii="Avenir Next" w:hAnsi="Avenir Next" w:cs="Avenir Next" w:eastAsia="Avenir Next"/>
                       <w:color w:val="1A1A1A"/>
-                      <w:sz w:val="20"/>
+                      <w:sz w:val="22"/>
                       <w:szCs w:val="20"/>
                     </w:rPr>
                     <w:t xml:space="preserve">Left side</w:t>
@@ -1382,7 +1386,7 @@
                     <w:rPr>
                       <w:rFonts w:ascii="Avenir Next" w:hAnsi="Avenir Next" w:cs="Avenir Next" w:eastAsia="Avenir Next"/>
                       <w:color w:val="1A1A1A"/>
-                      <w:sz w:val="20"/>
+                      <w:sz w:val="22"/>
                       <w:szCs w:val="20"/>
                     </w:rPr>
                     <w:t xml:space="preserve"> m</w:t>
@@ -1402,25 +1406,25 @@
                       <w:rFonts w:ascii="Avenir Next" w:hAnsi="Avenir Next" w:cs="Avenir Next" w:eastAsia="Avenir Next"/>
                       <w:b/>
                       <w:color w:val="003A70"/>
+                      <w:sz w:val="22"/>
+                      <w:szCs w:val="20"/>
+                    </w:rPr>
+                    <w:t xml:space="preserve">d.</w:t>
+                  </w:r>
+                  <w:r>
+                    <w:rPr>
+                      <w:rFonts w:ascii="Avenir Next" w:hAnsi="Avenir Next" w:cs="Avenir Next" w:eastAsia="Avenir Next"/>
+                      <w:color w:val="1A1A1A"/>
                       <w:sz w:val="20"/>
                       <w:szCs w:val="20"/>
                     </w:rPr>
-                    <w:t xml:space="preserve">d.</w:t>
-                  </w:r>
-                  <w:r>
-                    <w:rPr>
-                      <w:rFonts w:ascii="Avenir Next" w:hAnsi="Avenir Next" w:cs="Avenir Next" w:eastAsia="Avenir Next"/>
-                      <w:color w:val="1A1A1A"/>
-                      <w:sz w:val="20"/>
-                      <w:szCs w:val="20"/>
-                    </w:rPr>
                     <w:tab/>
                   </w:r>
                   <w:r>
                     <w:rPr>
                       <w:rFonts w:ascii="Avenir Next" w:hAnsi="Avenir Next" w:cs="Avenir Next" w:eastAsia="Avenir Next"/>
                       <w:color w:val="1A1A1A"/>
-                      <w:sz w:val="20"/>
+                      <w:sz w:val="22"/>
                       <w:szCs w:val="20"/>
                     </w:rPr>
                     <w:t xml:space="preserve">Perimeter</w:t>
@@ -1448,7 +1452,7 @@
                     <w:rPr>
                       <w:rFonts w:ascii="Avenir Next" w:hAnsi="Avenir Next" w:cs="Avenir Next" w:eastAsia="Avenir Next"/>
                       <w:color w:val="1A1A1A"/>
-                      <w:sz w:val="20"/>
+                      <w:sz w:val="22"/>
                       <w:szCs w:val="20"/>
                     </w:rPr>
                     <w:t xml:space="preserve"> m</w:t>
@@ -1469,7 +1473,7 @@
                     <w:drawing>
                       <wp:inline distT="0" distB="0" distL="0" distR="0">
                         <wp:extent cx="1828800" cy="1611863"/>
-                        <wp:docPr id="1" name="Figure 1"/>
+                        <wp:docPr id="1" name="Figure 1" descr="Coordinate grid. Horizontal axis x: -6 to 8, ticks every 1. Vertical axis y: -5 to 7, ticks every 1. Blank grid for the student to plot."/>
                         <a:graphic xmlns:a="http://schemas.openxmlformats.org/drawingml/2006/main">
                           <a:graphicData uri="http://schemas.openxmlformats.org/drawingml/2006/picture">
                             <pic:pic xmlns:pic="http://schemas.openxmlformats.org/drawingml/2006/picture">
@@ -1504,7 +1508,7 @@
           </w:tbl>
           <w:p>
             <w:pPr>
-              <w:spacing w:before="0" w:after="0" w:line="24" w:lineRule="auto"/>
+              <w:spacing w:before="0" w:after="0" w:line="50" w:lineRule="exact"/>
             </w:pPr>
           </w:p>
         </w:tc>
@@ -1512,12 +1516,12 @@
     </w:tbl>
     <w:p>
       <w:pPr>
-        <w:spacing w:before="0" w:after="0" w:line="20" w:lineRule="exact"/>
+        <w:spacing w:before="0" w:after="0" w:line="50" w:lineRule="exact"/>
       </w:pPr>
     </w:p>
     <w:p>
       <w:pPr>
-        <w:spacing w:before="0" w:after="0" w:line="20" w:lineRule="exact"/>
+        <w:spacing w:before="0" w:after="0" w:line="50" w:lineRule="exact"/>
       </w:pPr>
     </w:p>
     <w:tbl>
@@ -1567,35 +1571,35 @@
                 <w:rFonts w:ascii="Avenir Next" w:hAnsi="Avenir Next" w:cs="Avenir Next" w:eastAsia="Avenir Next"/>
                 <w:b/>
                 <w:color w:val="1A1A1A"/>
+                <w:sz w:val="22"/>
+                <w:szCs w:val="20"/>
+              </w:rPr>
+              <w:t xml:space="preserve">3.</w:t>
+            </w:r>
+            <w:r>
+              <w:rPr>
+                <w:rFonts w:ascii="Avenir Next" w:hAnsi="Avenir Next" w:cs="Avenir Next" w:eastAsia="Avenir Next"/>
+                <w:color w:val="1A1A1A"/>
                 <w:sz w:val="20"/>
                 <w:szCs w:val="20"/>
               </w:rPr>
-              <w:t xml:space="preserve">3.</w:t>
-            </w:r>
-            <w:r>
-              <w:rPr>
-                <w:rFonts w:ascii="Avenir Next" w:hAnsi="Avenir Next" w:cs="Avenir Next" w:eastAsia="Avenir Next"/>
-                <w:color w:val="1A1A1A"/>
-                <w:sz w:val="20"/>
+              <w:tab/>
+            </w:r>
+            <w:r>
+              <w:rPr>
+                <w:rFonts w:ascii="Avenir Next" w:hAnsi="Avenir Next" w:cs="Avenir Next" w:eastAsia="Avenir Next"/>
+                <w:b/>
+                <w:color w:val="1A1A1A"/>
+                <w:sz w:val="22"/>
                 <w:szCs w:val="20"/>
               </w:rPr>
-              <w:tab/>
-            </w:r>
-            <w:r>
-              <w:rPr>
-                <w:rFonts w:ascii="Avenir Next" w:hAnsi="Avenir Next" w:cs="Avenir Next" w:eastAsia="Avenir Next"/>
-                <w:b/>
-                <w:color w:val="1A1A1A"/>
-                <w:sz w:val="20"/>
-                <w:szCs w:val="20"/>
-              </w:rPr>
               <w:t xml:space="preserve">Dog Run.  </w:t>
             </w:r>
             <w:r>
               <w:rPr>
                 <w:rFonts w:ascii="Avenir Next" w:hAnsi="Avenir Next" w:cs="Avenir Next" w:eastAsia="Avenir Next"/>
                 <w:color w:val="1A1A1A"/>
-                <w:sz w:val="20"/>
+                <w:sz w:val="22"/>
                 <w:szCs w:val="20"/>
               </w:rPr>
               <w:t xml:space="preserve">Dog run vertices: (−6, 9), (10, 9), (10, −3) and (−6, −3). Each unit is 1 meter. Find the perimeter.</w:t>
@@ -1612,7 +1616,7 @@
                 <w:rFonts w:ascii="Avenir Next" w:hAnsi="Avenir Next" w:cs="Avenir Next" w:eastAsia="Avenir Next"/>
                 <w:b/>
                 <w:color w:val="003A70"/>
-                <w:sz w:val="17"/>
+                <w:sz w:val="22"/>
                 <w:szCs w:val="17"/>
               </w:rPr>
               <w:t xml:space="preserve">Hint  </w:t>
@@ -1622,7 +1626,7 @@
                 <w:rFonts w:ascii="Avenir Next" w:hAnsi="Avenir Next" w:cs="Avenir Next" w:eastAsia="Avenir Next"/>
                 <w:i/>
                 <w:color w:val="5A5F66"/>
-                <w:sz w:val="17"/>
+                <w:sz w:val="22"/>
                 <w:szCs w:val="17"/>
               </w:rPr>
               <w:t xml:space="preserve">Find one side across and one side up and down.</w:t>
@@ -1630,7 +1634,7 @@
           </w:p>
           <w:p>
             <w:pPr>
-              <w:spacing w:before="0" w:after="0" w:line="60" w:lineRule="auto"/>
+              <w:spacing w:before="0" w:after="0" w:line="50" w:lineRule="exact"/>
             </w:pPr>
           </w:p>
           <w:tbl>
@@ -1699,25 +1703,25 @@
                 <w:rFonts w:ascii="Avenir Next" w:hAnsi="Avenir Next" w:cs="Avenir Next" w:eastAsia="Avenir Next"/>
                 <w:b/>
                 <w:color w:val="1A1A1A"/>
+                <w:sz w:val="22"/>
+                <w:szCs w:val="18"/>
+              </w:rPr>
+              <w:t xml:space="preserve">Answer</w:t>
+            </w:r>
+            <w:r>
+              <w:rPr>
+                <w:rFonts w:ascii="Avenir Next" w:hAnsi="Avenir Next" w:cs="Avenir Next" w:eastAsia="Avenir Next"/>
+                <w:color w:val="1A1A1A"/>
                 <w:sz w:val="18"/>
                 <w:szCs w:val="18"/>
               </w:rPr>
-              <w:t xml:space="preserve">Answer</w:t>
-            </w:r>
-            <w:r>
-              <w:rPr>
-                <w:rFonts w:ascii="Avenir Next" w:hAnsi="Avenir Next" w:cs="Avenir Next" w:eastAsia="Avenir Next"/>
-                <w:color w:val="1A1A1A"/>
-                <w:sz w:val="18"/>
-                <w:szCs w:val="18"/>
-              </w:rPr>
               <w:tab/>
             </w:r>
             <w:r>
               <w:rPr>
                 <w:rFonts w:ascii="Avenir Next" w:hAnsi="Avenir Next" w:cs="Avenir Next" w:eastAsia="Avenir Next"/>
                 <w:color w:val="1A1A1A"/>
-                <w:sz w:val="18"/>
+                <w:sz w:val="22"/>
                 <w:szCs w:val="18"/>
               </w:rPr>
               <w:t xml:space="preserve">  m</w:t>
@@ -1728,12 +1732,12 @@
     </w:tbl>
     <w:p>
       <w:pPr>
-        <w:spacing w:before="0" w:after="0" w:line="20" w:lineRule="exact"/>
+        <w:spacing w:before="0" w:after="0" w:line="50" w:lineRule="exact"/>
       </w:pPr>
     </w:p>
     <w:p>
       <w:pPr>
-        <w:spacing w:before="0" w:after="0" w:line="20" w:lineRule="exact"/>
+        <w:spacing w:before="0" w:after="0" w:line="50" w:lineRule="exact"/>
       </w:pPr>
     </w:p>
     <w:tbl>
@@ -1784,35 +1788,35 @@
                 <w:rFonts w:ascii="Avenir Next" w:hAnsi="Avenir Next" w:cs="Avenir Next" w:eastAsia="Avenir Next"/>
                 <w:b/>
                 <w:color w:val="1A1A1A"/>
+                <w:sz w:val="22"/>
+                <w:szCs w:val="20"/>
+              </w:rPr>
+              <w:t xml:space="preserve">4.</w:t>
+            </w:r>
+            <w:r>
+              <w:rPr>
+                <w:rFonts w:ascii="Avenir Next" w:hAnsi="Avenir Next" w:cs="Avenir Next" w:eastAsia="Avenir Next"/>
+                <w:color w:val="1A1A1A"/>
                 <w:sz w:val="20"/>
                 <w:szCs w:val="20"/>
               </w:rPr>
-              <w:t xml:space="preserve">4.</w:t>
-            </w:r>
-            <w:r>
-              <w:rPr>
-                <w:rFonts w:ascii="Avenir Next" w:hAnsi="Avenir Next" w:cs="Avenir Next" w:eastAsia="Avenir Next"/>
-                <w:color w:val="1A1A1A"/>
-                <w:sz w:val="20"/>
+              <w:tab/>
+            </w:r>
+            <w:r>
+              <w:rPr>
+                <w:rFonts w:ascii="Avenir Next" w:hAnsi="Avenir Next" w:cs="Avenir Next" w:eastAsia="Avenir Next"/>
+                <w:b/>
+                <w:color w:val="1A1A1A"/>
+                <w:sz w:val="22"/>
                 <w:szCs w:val="20"/>
               </w:rPr>
-              <w:tab/>
-            </w:r>
-            <w:r>
-              <w:rPr>
-                <w:rFonts w:ascii="Avenir Next" w:hAnsi="Avenir Next" w:cs="Avenir Next" w:eastAsia="Avenir Next"/>
-                <w:b/>
-                <w:color w:val="1A1A1A"/>
-                <w:sz w:val="20"/>
-                <w:szCs w:val="20"/>
-              </w:rPr>
               <w:t xml:space="preserve">Missing Vertex.  </w:t>
             </w:r>
             <w:r>
               <w:rPr>
                 <w:rFonts w:ascii="Avenir Next" w:hAnsi="Avenir Next" w:cs="Avenir Next" w:eastAsia="Avenir Next"/>
                 <w:color w:val="1A1A1A"/>
-                <w:sz w:val="20"/>
+                <w:sz w:val="22"/>
                 <w:szCs w:val="20"/>
               </w:rPr>
               <w:t xml:space="preserve">Three corners of a rectangle are (−3, 8), (7, 8) and (7, 2). Name the fourth corner.</w:t>
@@ -1829,7 +1833,7 @@
                 <w:rFonts w:ascii="Avenir Next" w:hAnsi="Avenir Next" w:cs="Avenir Next" w:eastAsia="Avenir Next"/>
                 <w:b/>
                 <w:color w:val="003A70"/>
-                <w:sz w:val="17"/>
+                <w:sz w:val="22"/>
                 <w:szCs w:val="17"/>
               </w:rPr>
               <w:t xml:space="preserve">Hint  </w:t>
@@ -1839,7 +1843,7 @@
                 <w:rFonts w:ascii="Avenir Next" w:hAnsi="Avenir Next" w:cs="Avenir Next" w:eastAsia="Avenir Next"/>
                 <w:i/>
                 <w:color w:val="5A5F66"/>
-                <w:sz w:val="17"/>
+                <w:sz w:val="22"/>
                 <w:szCs w:val="17"/>
               </w:rPr>
               <w:t xml:space="preserve">Match x with one corner and y with another.</w:t>
@@ -1847,7 +1851,7 @@
           </w:p>
           <w:p>
             <w:pPr>
-              <w:spacing w:before="0" w:after="0" w:line="60" w:lineRule="auto"/>
+              <w:spacing w:before="0" w:after="0" w:line="50" w:lineRule="exact"/>
             </w:pPr>
           </w:p>
           <w:tbl>
@@ -1916,7 +1920,7 @@
                 <w:rFonts w:ascii="Avenir Next" w:hAnsi="Avenir Next" w:cs="Avenir Next" w:eastAsia="Avenir Next"/>
                 <w:b/>
                 <w:color w:val="1A1A1A"/>
-                <w:sz w:val="18"/>
+                <w:sz w:val="22"/>
                 <w:szCs w:val="18"/>
               </w:rPr>
               <w:t xml:space="preserve">Corner</w:t>
@@ -1951,35 +1955,35 @@
                 <w:rFonts w:ascii="Avenir Next" w:hAnsi="Avenir Next" w:cs="Avenir Next" w:eastAsia="Avenir Next"/>
                 <w:b/>
                 <w:color w:val="1A1A1A"/>
+                <w:sz w:val="22"/>
+                <w:szCs w:val="20"/>
+              </w:rPr>
+              <w:t xml:space="preserve">5.</w:t>
+            </w:r>
+            <w:r>
+              <w:rPr>
+                <w:rFonts w:ascii="Avenir Next" w:hAnsi="Avenir Next" w:cs="Avenir Next" w:eastAsia="Avenir Next"/>
+                <w:color w:val="1A1A1A"/>
                 <w:sz w:val="20"/>
                 <w:szCs w:val="20"/>
               </w:rPr>
-              <w:t xml:space="preserve">5.</w:t>
-            </w:r>
-            <w:r>
-              <w:rPr>
-                <w:rFonts w:ascii="Avenir Next" w:hAnsi="Avenir Next" w:cs="Avenir Next" w:eastAsia="Avenir Next"/>
-                <w:color w:val="1A1A1A"/>
-                <w:sz w:val="20"/>
+              <w:tab/>
+            </w:r>
+            <w:r>
+              <w:rPr>
+                <w:rFonts w:ascii="Avenir Next" w:hAnsi="Avenir Next" w:cs="Avenir Next" w:eastAsia="Avenir Next"/>
+                <w:b/>
+                <w:color w:val="1A1A1A"/>
+                <w:sz w:val="22"/>
                 <w:szCs w:val="20"/>
               </w:rPr>
-              <w:tab/>
-            </w:r>
-            <w:r>
-              <w:rPr>
-                <w:rFonts w:ascii="Avenir Next" w:hAnsi="Avenir Next" w:cs="Avenir Next" w:eastAsia="Avenir Next"/>
-                <w:b/>
-                <w:color w:val="1A1A1A"/>
-                <w:sz w:val="20"/>
-                <w:szCs w:val="20"/>
-              </w:rPr>
               <w:t xml:space="preserve">Right Triangle.  </w:t>
             </w:r>
             <w:r>
               <w:rPr>
                 <w:rFonts w:ascii="Avenir Next" w:hAnsi="Avenir Next" w:cs="Avenir Next" w:eastAsia="Avenir Next"/>
                 <w:color w:val="1A1A1A"/>
-                <w:sz w:val="20"/>
+                <w:sz w:val="22"/>
                 <w:szCs w:val="20"/>
               </w:rPr>
               <w:t xml:space="preserve">A right triangle has vertices (−4, 3), (6, 3) and (6, −5). Find its area.</w:t>
@@ -1996,7 +2000,7 @@
                 <w:rFonts w:ascii="Avenir Next" w:hAnsi="Avenir Next" w:cs="Avenir Next" w:eastAsia="Avenir Next"/>
                 <w:b/>
                 <w:color w:val="003A70"/>
-                <w:sz w:val="17"/>
+                <w:sz w:val="22"/>
                 <w:szCs w:val="17"/>
               </w:rPr>
               <w:t xml:space="preserve">Hint  </w:t>
@@ -2006,7 +2010,7 @@
                 <w:rFonts w:ascii="Avenir Next" w:hAnsi="Avenir Next" w:cs="Avenir Next" w:eastAsia="Avenir Next"/>
                 <w:i/>
                 <w:color w:val="5A5F66"/>
-                <w:sz w:val="17"/>
+                <w:sz w:val="22"/>
                 <w:szCs w:val="17"/>
               </w:rPr>
               <w:t xml:space="preserve">Area = 1/2 × base × height.</w:t>
@@ -2014,7 +2018,7 @@
           </w:p>
           <w:p>
             <w:pPr>
-              <w:spacing w:before="0" w:after="0" w:line="60" w:lineRule="auto"/>
+              <w:spacing w:before="0" w:after="0" w:line="50" w:lineRule="exact"/>
             </w:pPr>
           </w:p>
           <w:tbl>
@@ -2083,25 +2087,25 @@
                 <w:rFonts w:ascii="Avenir Next" w:hAnsi="Avenir Next" w:cs="Avenir Next" w:eastAsia="Avenir Next"/>
                 <w:b/>
                 <w:color w:val="1A1A1A"/>
+                <w:sz w:val="22"/>
+                <w:szCs w:val="18"/>
+              </w:rPr>
+              <w:t xml:space="preserve">Answer</w:t>
+            </w:r>
+            <w:r>
+              <w:rPr>
+                <w:rFonts w:ascii="Avenir Next" w:hAnsi="Avenir Next" w:cs="Avenir Next" w:eastAsia="Avenir Next"/>
+                <w:color w:val="1A1A1A"/>
                 <w:sz w:val="18"/>
                 <w:szCs w:val="18"/>
               </w:rPr>
-              <w:t xml:space="preserve">Answer</w:t>
-            </w:r>
-            <w:r>
-              <w:rPr>
-                <w:rFonts w:ascii="Avenir Next" w:hAnsi="Avenir Next" w:cs="Avenir Next" w:eastAsia="Avenir Next"/>
-                <w:color w:val="1A1A1A"/>
-                <w:sz w:val="18"/>
-                <w:szCs w:val="18"/>
-              </w:rPr>
               <w:tab/>
             </w:r>
             <w:r>
               <w:rPr>
                 <w:rFonts w:ascii="Avenir Next" w:hAnsi="Avenir Next" w:cs="Avenir Next" w:eastAsia="Avenir Next"/>
                 <w:color w:val="1A1A1A"/>
-                <w:sz w:val="18"/>
+                <w:sz w:val="22"/>
                 <w:szCs w:val="18"/>
               </w:rPr>
               <w:t xml:space="preserve">  sq. units</w:t>
@@ -2112,12 +2116,12 @@
     </w:tbl>
     <w:p>
       <w:pPr>
-        <w:spacing w:before="0" w:after="0" w:line="20" w:lineRule="exact"/>
+        <w:spacing w:before="0" w:after="0" w:line="50" w:lineRule="exact"/>
       </w:pPr>
     </w:p>
     <w:p>
       <w:pPr>
-        <w:spacing w:before="0" w:after="0" w:line="20" w:lineRule="exact"/>
+        <w:spacing w:before="0" w:after="0" w:line="50" w:lineRule="exact"/>
       </w:pPr>
     </w:p>
     <w:tbl>
@@ -2167,35 +2171,35 @@
                 <w:rFonts w:ascii="Avenir Next" w:hAnsi="Avenir Next" w:cs="Avenir Next" w:eastAsia="Avenir Next"/>
                 <w:b/>
                 <w:color w:val="1A1A1A"/>
+                <w:sz w:val="22"/>
+                <w:szCs w:val="20"/>
+              </w:rPr>
+              <w:t xml:space="preserve">6.</w:t>
+            </w:r>
+            <w:r>
+              <w:rPr>
+                <w:rFonts w:ascii="Avenir Next" w:hAnsi="Avenir Next" w:cs="Avenir Next" w:eastAsia="Avenir Next"/>
+                <w:color w:val="1A1A1A"/>
                 <w:sz w:val="20"/>
                 <w:szCs w:val="20"/>
               </w:rPr>
-              <w:t xml:space="preserve">6.</w:t>
-            </w:r>
-            <w:r>
-              <w:rPr>
-                <w:rFonts w:ascii="Avenir Next" w:hAnsi="Avenir Next" w:cs="Avenir Next" w:eastAsia="Avenir Next"/>
-                <w:color w:val="1A1A1A"/>
-                <w:sz w:val="20"/>
+              <w:tab/>
+            </w:r>
+            <w:r>
+              <w:rPr>
+                <w:rFonts w:ascii="Avenir Next" w:hAnsi="Avenir Next" w:cs="Avenir Next" w:eastAsia="Avenir Next"/>
+                <w:b/>
+                <w:color w:val="1A1A1A"/>
+                <w:sz w:val="22"/>
                 <w:szCs w:val="20"/>
               </w:rPr>
-              <w:tab/>
-            </w:r>
-            <w:r>
-              <w:rPr>
-                <w:rFonts w:ascii="Avenir Next" w:hAnsi="Avenir Next" w:cs="Avenir Next" w:eastAsia="Avenir Next"/>
-                <w:b/>
-                <w:color w:val="1A1A1A"/>
-                <w:sz w:val="20"/>
-                <w:szCs w:val="20"/>
-              </w:rPr>
               <w:t xml:space="preserve">Deck Area.  </w:t>
             </w:r>
             <w:r>
               <w:rPr>
                 <w:rFonts w:ascii="Avenir Next" w:hAnsi="Avenir Next" w:cs="Avenir Next" w:eastAsia="Avenir Next"/>
                 <w:color w:val="1A1A1A"/>
-                <w:sz w:val="20"/>
+                <w:sz w:val="22"/>
                 <w:szCs w:val="20"/>
               </w:rPr>
               <w:t xml:space="preserve">Deck vertices: (−5, −1), (8, −1), (8, −7) and (−5, −7). Each unit is 1 yard. Find its area.</w:t>
@@ -2212,7 +2216,7 @@
                 <w:rFonts w:ascii="Avenir Next" w:hAnsi="Avenir Next" w:cs="Avenir Next" w:eastAsia="Avenir Next"/>
                 <w:b/>
                 <w:color w:val="003A70"/>
-                <w:sz w:val="17"/>
+                <w:sz w:val="22"/>
                 <w:szCs w:val="17"/>
               </w:rPr>
               <w:t xml:space="preserve">Hint  </w:t>
@@ -2222,7 +2226,7 @@
                 <w:rFonts w:ascii="Avenir Next" w:hAnsi="Avenir Next" w:cs="Avenir Next" w:eastAsia="Avenir Next"/>
                 <w:i/>
                 <w:color w:val="5A5F66"/>
-                <w:sz w:val="17"/>
+                <w:sz w:val="22"/>
                 <w:szCs w:val="17"/>
               </w:rPr>
               <w:t xml:space="preserve">Both y-values are negative, so subtract to find the height.</w:t>
@@ -2230,7 +2234,7 @@
           </w:p>
           <w:p>
             <w:pPr>
-              <w:spacing w:before="0" w:after="0" w:line="60" w:lineRule="auto"/>
+              <w:spacing w:before="0" w:after="0" w:line="50" w:lineRule="exact"/>
             </w:pPr>
           </w:p>
           <w:tbl>
@@ -2299,25 +2303,25 @@
                 <w:rFonts w:ascii="Avenir Next" w:hAnsi="Avenir Next" w:cs="Avenir Next" w:eastAsia="Avenir Next"/>
                 <w:b/>
                 <w:color w:val="1A1A1A"/>
+                <w:sz w:val="22"/>
+                <w:szCs w:val="18"/>
+              </w:rPr>
+              <w:t xml:space="preserve">Answer</w:t>
+            </w:r>
+            <w:r>
+              <w:rPr>
+                <w:rFonts w:ascii="Avenir Next" w:hAnsi="Avenir Next" w:cs="Avenir Next" w:eastAsia="Avenir Next"/>
+                <w:color w:val="1A1A1A"/>
                 <w:sz w:val="18"/>
                 <w:szCs w:val="18"/>
               </w:rPr>
-              <w:t xml:space="preserve">Answer</w:t>
-            </w:r>
-            <w:r>
-              <w:rPr>
-                <w:rFonts w:ascii="Avenir Next" w:hAnsi="Avenir Next" w:cs="Avenir Next" w:eastAsia="Avenir Next"/>
-                <w:color w:val="1A1A1A"/>
-                <w:sz w:val="18"/>
-                <w:szCs w:val="18"/>
-              </w:rPr>
               <w:tab/>
             </w:r>
             <w:r>
               <w:rPr>
                 <w:rFonts w:ascii="Avenir Next" w:hAnsi="Avenir Next" w:cs="Avenir Next" w:eastAsia="Avenir Next"/>
                 <w:color w:val="1A1A1A"/>
-                <w:sz w:val="18"/>
+                <w:sz w:val="22"/>
                 <w:szCs w:val="18"/>
               </w:rPr>
               <w:t xml:space="preserve">  sq. yd</w:t>
@@ -2328,12 +2332,12 @@
     </w:tbl>
     <w:p>
       <w:pPr>
-        <w:spacing w:before="0" w:after="0" w:line="20" w:lineRule="exact"/>
+        <w:spacing w:before="0" w:after="0" w:line="50" w:lineRule="exact"/>
       </w:pPr>
     </w:p>
     <w:p>
       <w:pPr>
-        <w:spacing w:before="0" w:after="0" w:line="20" w:lineRule="exact"/>
+        <w:spacing w:before="0" w:after="0" w:line="50" w:lineRule="exact"/>
       </w:pPr>
     </w:p>
     <w:tbl>
@@ -2417,35 +2421,35 @@
                       <w:rFonts w:ascii="Avenir Next" w:hAnsi="Avenir Next" w:cs="Avenir Next" w:eastAsia="Avenir Next"/>
                       <w:b/>
                       <w:color w:val="1A1A1A"/>
+                      <w:sz w:val="22"/>
+                      <w:szCs w:val="20"/>
+                    </w:rPr>
+                    <w:t xml:space="preserve">7.</w:t>
+                  </w:r>
+                  <w:r>
+                    <w:rPr>
+                      <w:rFonts w:ascii="Avenir Next" w:hAnsi="Avenir Next" w:cs="Avenir Next" w:eastAsia="Avenir Next"/>
+                      <w:color w:val="1A1A1A"/>
                       <w:sz w:val="20"/>
                       <w:szCs w:val="20"/>
                     </w:rPr>
-                    <w:t xml:space="preserve">7.</w:t>
-                  </w:r>
-                  <w:r>
-                    <w:rPr>
-                      <w:rFonts w:ascii="Avenir Next" w:hAnsi="Avenir Next" w:cs="Avenir Next" w:eastAsia="Avenir Next"/>
-                      <w:color w:val="1A1A1A"/>
-                      <w:sz w:val="20"/>
+                    <w:tab/>
+                  </w:r>
+                  <w:r>
+                    <w:rPr>
+                      <w:rFonts w:ascii="Avenir Next" w:hAnsi="Avenir Next" w:cs="Avenir Next" w:eastAsia="Avenir Next"/>
+                      <w:b/>
+                      <w:color w:val="1A1A1A"/>
+                      <w:sz w:val="22"/>
                       <w:szCs w:val="20"/>
                     </w:rPr>
-                    <w:tab/>
-                  </w:r>
-                  <w:r>
-                    <w:rPr>
-                      <w:rFonts w:ascii="Avenir Next" w:hAnsi="Avenir Next" w:cs="Avenir Next" w:eastAsia="Avenir Next"/>
-                      <w:b/>
-                      <w:color w:val="1A1A1A"/>
-                      <w:sz w:val="20"/>
-                      <w:szCs w:val="20"/>
-                    </w:rPr>
                     <w:t xml:space="preserve">Mural Outline.  </w:t>
                   </w:r>
                   <w:r>
                     <w:rPr>
                       <w:rFonts w:ascii="Avenir Next" w:hAnsi="Avenir Next" w:cs="Avenir Next" w:eastAsia="Avenir Next"/>
                       <w:color w:val="1A1A1A"/>
-                      <w:sz w:val="20"/>
+                      <w:sz w:val="22"/>
                       <w:szCs w:val="20"/>
                     </w:rPr>
                     <w:t xml:space="preserve">The mural outline has vertices (−5, 6), (6, 6), (6, 0), (2, 0), (2, −6) and (−5, −6). Each unit is 1 foot. Find the perimeter.</w:t>
@@ -2462,7 +2466,7 @@
                       <w:rFonts w:ascii="Avenir Next" w:hAnsi="Avenir Next" w:cs="Avenir Next" w:eastAsia="Avenir Next"/>
                       <w:b/>
                       <w:color w:val="003A70"/>
-                      <w:sz w:val="17"/>
+                      <w:sz w:val="22"/>
                       <w:szCs w:val="17"/>
                     </w:rPr>
                     <w:t xml:space="preserve">Hint  </w:t>
@@ -2472,7 +2476,7 @@
                       <w:rFonts w:ascii="Avenir Next" w:hAnsi="Avenir Next" w:cs="Avenir Next" w:eastAsia="Avenir Next"/>
                       <w:i/>
                       <w:color w:val="5A5F66"/>
-                      <w:sz w:val="17"/>
+                      <w:sz w:val="22"/>
                       <w:szCs w:val="17"/>
                     </w:rPr>
                     <w:t xml:space="preserve">Go around in order. Each side joins two vertices that share a coordinate.</w:t>
@@ -2480,7 +2484,7 @@
                 </w:p>
                 <w:p>
                   <w:pPr>
-                    <w:spacing w:before="0" w:after="0" w:line="60" w:lineRule="auto"/>
+                    <w:spacing w:before="0" w:after="0" w:line="50" w:lineRule="exact"/>
                   </w:pPr>
                 </w:p>
                 <w:tbl>
@@ -2549,25 +2553,25 @@
                       <w:rFonts w:ascii="Avenir Next" w:hAnsi="Avenir Next" w:cs="Avenir Next" w:eastAsia="Avenir Next"/>
                       <w:b/>
                       <w:color w:val="1A1A1A"/>
+                      <w:sz w:val="22"/>
+                      <w:szCs w:val="18"/>
+                    </w:rPr>
+                    <w:t xml:space="preserve">Answer</w:t>
+                  </w:r>
+                  <w:r>
+                    <w:rPr>
+                      <w:rFonts w:ascii="Avenir Next" w:hAnsi="Avenir Next" w:cs="Avenir Next" w:eastAsia="Avenir Next"/>
+                      <w:color w:val="1A1A1A"/>
                       <w:sz w:val="18"/>
                       <w:szCs w:val="18"/>
                     </w:rPr>
-                    <w:t xml:space="preserve">Answer</w:t>
-                  </w:r>
-                  <w:r>
-                    <w:rPr>
-                      <w:rFonts w:ascii="Avenir Next" w:hAnsi="Avenir Next" w:cs="Avenir Next" w:eastAsia="Avenir Next"/>
-                      <w:color w:val="1A1A1A"/>
-                      <w:sz w:val="18"/>
-                      <w:szCs w:val="18"/>
-                    </w:rPr>
                     <w:tab/>
                   </w:r>
                   <w:r>
                     <w:rPr>
                       <w:rFonts w:ascii="Avenir Next" w:hAnsi="Avenir Next" w:cs="Avenir Next" w:eastAsia="Avenir Next"/>
                       <w:color w:val="1A1A1A"/>
-                      <w:sz w:val="18"/>
+                      <w:sz w:val="22"/>
                       <w:szCs w:val="18"/>
                     </w:rPr>
                     <w:t xml:space="preserve">  ft</w:t>
@@ -2588,7 +2592,7 @@
                     <w:drawing>
                       <wp:inline distT="0" distB="0" distL="0" distR="0">
                         <wp:extent cx="1645920" cy="1662056"/>
-                        <wp:docPr id="2" name="Figure 2"/>
+                        <wp:docPr id="2" name="Figure 2" descr="Coordinate grid. Horizontal axis x: -7 to 7, ticks every 1. Vertical axis y: -7 to 7, ticks every 1. Polygon: -5, 6, 6, 6, 6, 0, 2, 0, 2, -6, -5, -6."/>
                         <a:graphic xmlns:a="http://schemas.openxmlformats.org/drawingml/2006/main">
                           <a:graphicData uri="http://schemas.openxmlformats.org/drawingml/2006/picture">
                             <pic:pic xmlns:pic="http://schemas.openxmlformats.org/drawingml/2006/picture">
@@ -2623,7 +2627,7 @@
           </w:tbl>
           <w:p>
             <w:pPr>
-              <w:spacing w:before="0" w:after="0" w:line="24" w:lineRule="auto"/>
+              <w:spacing w:before="0" w:after="0" w:line="50" w:lineRule="exact"/>
             </w:pPr>
           </w:p>
         </w:tc>
@@ -2631,12 +2635,12 @@
     </w:tbl>
     <w:p>
       <w:pPr>
-        <w:spacing w:before="0" w:after="0" w:line="20" w:lineRule="exact"/>
+        <w:spacing w:before="0" w:after="0" w:line="50" w:lineRule="exact"/>
       </w:pPr>
     </w:p>
     <w:p>
       <w:pPr>
-        <w:spacing w:before="0" w:after="0" w:line="20" w:lineRule="exact"/>
+        <w:spacing w:before="0" w:after="0" w:line="50" w:lineRule="exact"/>
       </w:pPr>
     </w:p>
     <w:tbl>
@@ -2686,35 +2690,35 @@
                 <w:rFonts w:ascii="Avenir Next" w:hAnsi="Avenir Next" w:cs="Avenir Next" w:eastAsia="Avenir Next"/>
                 <w:b/>
                 <w:color w:val="1A1A1A"/>
+                <w:sz w:val="22"/>
+                <w:szCs w:val="20"/>
+              </w:rPr>
+              <w:t xml:space="preserve">8.</w:t>
+            </w:r>
+            <w:r>
+              <w:rPr>
+                <w:rFonts w:ascii="Avenir Next" w:hAnsi="Avenir Next" w:cs="Avenir Next" w:eastAsia="Avenir Next"/>
+                <w:color w:val="1A1A1A"/>
                 <w:sz w:val="20"/>
                 <w:szCs w:val="20"/>
               </w:rPr>
-              <w:t xml:space="preserve">8.</w:t>
-            </w:r>
-            <w:r>
-              <w:rPr>
-                <w:rFonts w:ascii="Avenir Next" w:hAnsi="Avenir Next" w:cs="Avenir Next" w:eastAsia="Avenir Next"/>
-                <w:color w:val="1A1A1A"/>
-                <w:sz w:val="20"/>
+              <w:tab/>
+            </w:r>
+            <w:r>
+              <w:rPr>
+                <w:rFonts w:ascii="Avenir Next" w:hAnsi="Avenir Next" w:cs="Avenir Next" w:eastAsia="Avenir Next"/>
+                <w:b/>
+                <w:color w:val="1A1A1A"/>
+                <w:sz w:val="22"/>
                 <w:szCs w:val="20"/>
               </w:rPr>
-              <w:tab/>
-            </w:r>
-            <w:r>
-              <w:rPr>
-                <w:rFonts w:ascii="Avenir Next" w:hAnsi="Avenir Next" w:cs="Avenir Next" w:eastAsia="Avenir Next"/>
-                <w:b/>
-                <w:color w:val="1A1A1A"/>
-                <w:sz w:val="20"/>
-                <w:szCs w:val="20"/>
-              </w:rPr>
               <w:t xml:space="preserve">Fence and Sod.  </w:t>
             </w:r>
             <w:r>
               <w:rPr>
                 <w:rFonts w:ascii="Avenir Next" w:hAnsi="Avenir Next" w:cs="Avenir Next" w:eastAsia="Avenir Next"/>
                 <w:color w:val="1A1A1A"/>
-                <w:sz w:val="20"/>
+                <w:sz w:val="22"/>
                 <w:szCs w:val="20"/>
               </w:rPr>
               <w:t xml:space="preserve">A plot has vertices (−5, 6), (9, 6), (9, −3) and (−5, −3). Fencing costs $6 per unit. Sod costs $3 per square unit.</w:t>
@@ -2734,25 +2738,25 @@
                 <w:rFonts w:ascii="Avenir Next" w:hAnsi="Avenir Next" w:cs="Avenir Next" w:eastAsia="Avenir Next"/>
                 <w:b/>
                 <w:color w:val="003A70"/>
+                <w:sz w:val="22"/>
+                <w:szCs w:val="20"/>
+              </w:rPr>
+              <w:t xml:space="preserve">a.</w:t>
+            </w:r>
+            <w:r>
+              <w:rPr>
+                <w:rFonts w:ascii="Avenir Next" w:hAnsi="Avenir Next" w:cs="Avenir Next" w:eastAsia="Avenir Next"/>
+                <w:color w:val="1A1A1A"/>
                 <w:sz w:val="20"/>
                 <w:szCs w:val="20"/>
               </w:rPr>
-              <w:t xml:space="preserve">a.</w:t>
-            </w:r>
-            <w:r>
-              <w:rPr>
-                <w:rFonts w:ascii="Avenir Next" w:hAnsi="Avenir Next" w:cs="Avenir Next" w:eastAsia="Avenir Next"/>
-                <w:color w:val="1A1A1A"/>
-                <w:sz w:val="20"/>
-                <w:szCs w:val="20"/>
-              </w:rPr>
               <w:tab/>
             </w:r>
             <w:r>
               <w:rPr>
                 <w:rFonts w:ascii="Avenir Next" w:hAnsi="Avenir Next" w:cs="Avenir Next" w:eastAsia="Avenir Next"/>
                 <w:color w:val="1A1A1A"/>
-                <w:sz w:val="20"/>
+                <w:sz w:val="22"/>
                 <w:szCs w:val="20"/>
               </w:rPr>
               <w:t xml:space="preserve">Find the length and the width.</w:t>
@@ -2791,25 +2795,25 @@
                 <w:rFonts w:ascii="Avenir Next" w:hAnsi="Avenir Next" w:cs="Avenir Next" w:eastAsia="Avenir Next"/>
                 <w:b/>
                 <w:color w:val="003A70"/>
+                <w:sz w:val="22"/>
+                <w:szCs w:val="20"/>
+              </w:rPr>
+              <w:t xml:space="preserve">b.</w:t>
+            </w:r>
+            <w:r>
+              <w:rPr>
+                <w:rFonts w:ascii="Avenir Next" w:hAnsi="Avenir Next" w:cs="Avenir Next" w:eastAsia="Avenir Next"/>
+                <w:color w:val="1A1A1A"/>
                 <w:sz w:val="20"/>
                 <w:szCs w:val="20"/>
               </w:rPr>
-              <w:t xml:space="preserve">b.</w:t>
-            </w:r>
-            <w:r>
-              <w:rPr>
-                <w:rFonts w:ascii="Avenir Next" w:hAnsi="Avenir Next" w:cs="Avenir Next" w:eastAsia="Avenir Next"/>
-                <w:color w:val="1A1A1A"/>
-                <w:sz w:val="20"/>
-                <w:szCs w:val="20"/>
-              </w:rPr>
               <w:tab/>
             </w:r>
             <w:r>
               <w:rPr>
                 <w:rFonts w:ascii="Avenir Next" w:hAnsi="Avenir Next" w:cs="Avenir Next" w:eastAsia="Avenir Next"/>
                 <w:color w:val="1A1A1A"/>
-                <w:sz w:val="20"/>
+                <w:sz w:val="22"/>
                 <w:szCs w:val="20"/>
               </w:rPr>
               <w:t xml:space="preserve">Find the perimeter and the cost of fencing.</w:t>
@@ -2848,25 +2852,25 @@
                 <w:rFonts w:ascii="Avenir Next" w:hAnsi="Avenir Next" w:cs="Avenir Next" w:eastAsia="Avenir Next"/>
                 <w:b/>
                 <w:color w:val="003A70"/>
+                <w:sz w:val="22"/>
+                <w:szCs w:val="20"/>
+              </w:rPr>
+              <w:t xml:space="preserve">c.</w:t>
+            </w:r>
+            <w:r>
+              <w:rPr>
+                <w:rFonts w:ascii="Avenir Next" w:hAnsi="Avenir Next" w:cs="Avenir Next" w:eastAsia="Avenir Next"/>
+                <w:color w:val="1A1A1A"/>
                 <w:sz w:val="20"/>
                 <w:szCs w:val="20"/>
               </w:rPr>
-              <w:t xml:space="preserve">c.</w:t>
-            </w:r>
-            <w:r>
-              <w:rPr>
-                <w:rFonts w:ascii="Avenir Next" w:hAnsi="Avenir Next" w:cs="Avenir Next" w:eastAsia="Avenir Next"/>
-                <w:color w:val="1A1A1A"/>
-                <w:sz w:val="20"/>
-                <w:szCs w:val="20"/>
-              </w:rPr>
               <w:tab/>
             </w:r>
             <w:r>
               <w:rPr>
                 <w:rFonts w:ascii="Avenir Next" w:hAnsi="Avenir Next" w:cs="Avenir Next" w:eastAsia="Avenir Next"/>
                 <w:color w:val="1A1A1A"/>
-                <w:sz w:val="20"/>
+                <w:sz w:val="22"/>
                 <w:szCs w:val="20"/>
               </w:rPr>
               <w:t xml:space="preserve">Find the area and the cost of sod.</w:t>
@@ -2896,11 +2900,12 @@
     </w:tbl>
     <w:p>
       <w:pPr>
-        <w:spacing w:before="0" w:after="0" w:line="20" w:lineRule="exact"/>
+        <w:spacing w:before="0" w:after="0" w:line="50" w:lineRule="exact"/>
       </w:pPr>
     </w:p>
     <w:p>
       <w:pPr>
+        <w:pStyle w:val="Heading2"/>
         <w:keepNext/>
         <w:pBdr>
           <w:bottom w:val="single" w:sz="8" w:space="3" w:color="003A70"/>
@@ -2916,7 +2921,7 @@
           <w:b/>
           <w:color w:val="003A70"/>
           <w:spacing w:val="14"/>
-          <w:sz w:val="19"/>
+          <w:sz w:val="22"/>
           <w:szCs w:val="19"/>
         </w:rPr>
         <w:t xml:space="preserve">FIND THE ERROR</w:t>
@@ -2935,7 +2940,7 @@
           <w:rFonts w:ascii="Avenir Next" w:hAnsi="Avenir Next" w:cs="Avenir Next" w:eastAsia="Avenir Next"/>
           <w:i/>
           <w:color w:val="5A5F66"/>
-          <w:sz w:val="17"/>
+          <w:sz w:val="22"/>
           <w:szCs w:val="17"/>
         </w:rPr>
         <w:t xml:space="preserve">explain the mistake, then fix it</w:t>
@@ -2943,7 +2948,7 @@
     </w:p>
     <w:p>
       <w:pPr>
-        <w:spacing w:before="0" w:after="0" w:line="20" w:lineRule="exact"/>
+        <w:spacing w:before="0" w:after="0" w:line="50" w:lineRule="exact"/>
       </w:pPr>
     </w:p>
     <w:tbl>
@@ -2993,35 +2998,35 @@
                 <w:rFonts w:ascii="Avenir Next" w:hAnsi="Avenir Next" w:cs="Avenir Next" w:eastAsia="Avenir Next"/>
                 <w:b/>
                 <w:color w:val="1A1A1A"/>
+                <w:sz w:val="22"/>
+                <w:szCs w:val="20"/>
+              </w:rPr>
+              <w:t xml:space="preserve">9.</w:t>
+            </w:r>
+            <w:r>
+              <w:rPr>
+                <w:rFonts w:ascii="Avenir Next" w:hAnsi="Avenir Next" w:cs="Avenir Next" w:eastAsia="Avenir Next"/>
+                <w:color w:val="1A1A1A"/>
                 <w:sz w:val="20"/>
                 <w:szCs w:val="20"/>
               </w:rPr>
-              <w:t xml:space="preserve">9.</w:t>
-            </w:r>
-            <w:r>
-              <w:rPr>
-                <w:rFonts w:ascii="Avenir Next" w:hAnsi="Avenir Next" w:cs="Avenir Next" w:eastAsia="Avenir Next"/>
-                <w:color w:val="1A1A1A"/>
-                <w:sz w:val="20"/>
+              <w:tab/>
+            </w:r>
+            <w:r>
+              <w:rPr>
+                <w:rFonts w:ascii="Avenir Next" w:hAnsi="Avenir Next" w:cs="Avenir Next" w:eastAsia="Avenir Next"/>
+                <w:b/>
+                <w:color w:val="1A1A1A"/>
+                <w:sz w:val="22"/>
                 <w:szCs w:val="20"/>
               </w:rPr>
-              <w:tab/>
-            </w:r>
-            <w:r>
-              <w:rPr>
-                <w:rFonts w:ascii="Avenir Next" w:hAnsi="Avenir Next" w:cs="Avenir Next" w:eastAsia="Avenir Next"/>
-                <w:b/>
-                <w:color w:val="1A1A1A"/>
-                <w:sz w:val="20"/>
-                <w:szCs w:val="20"/>
-              </w:rPr>
               <w:t xml:space="preserve">Bri’s Work.  </w:t>
             </w:r>
             <w:r>
               <w:rPr>
                 <w:rFonts w:ascii="Avenir Next" w:hAnsi="Avenir Next" w:cs="Avenir Next" w:eastAsia="Avenir Next"/>
                 <w:color w:val="1A1A1A"/>
-                <w:sz w:val="20"/>
+                <w:sz w:val="22"/>
                 <w:szCs w:val="20"/>
               </w:rPr>
               <w:t xml:space="preserve">For a side from (−9, 2) to (6, 2), Bri wrote the length as 9 − 6 = 3 units. Explain her mistake. Then find the correct length.</w:t>
@@ -3067,7 +3072,7 @@
                 </w:tcPr>
                 <w:p>
                   <w:pPr>
-                    <w:spacing w:before="0" w:after="0" w:line="240" w:lineRule="auto"/>
+                    <w:spacing w:before="0" w:after="0" w:line="50" w:lineRule="exact"/>
                   </w:pPr>
                 </w:p>
               </w:tc>
@@ -3087,7 +3092,7 @@
                 </w:tcPr>
                 <w:p>
                   <w:pPr>
-                    <w:spacing w:before="0" w:after="0" w:line="240" w:lineRule="auto"/>
+                    <w:spacing w:before="0" w:after="0" w:line="50" w:lineRule="exact"/>
                   </w:pPr>
                 </w:p>
               </w:tc>
@@ -3107,7 +3112,7 @@
                 </w:tcPr>
                 <w:p>
                   <w:pPr>
-                    <w:spacing w:before="0" w:after="0" w:line="240" w:lineRule="auto"/>
+                    <w:spacing w:before="0" w:after="0" w:line="50" w:lineRule="exact"/>
                   </w:pPr>
                 </w:p>
               </w:tc>
@@ -3115,7 +3120,7 @@
           </w:tbl>
           <w:p>
             <w:pPr>
-              <w:spacing w:before="0" w:after="0" w:line="24" w:lineRule="auto"/>
+              <w:spacing w:before="0" w:after="0" w:line="50" w:lineRule="exact"/>
             </w:pPr>
           </w:p>
         </w:tc>
@@ -3123,11 +3128,12 @@
     </w:tbl>
     <w:p>
       <w:pPr>
-        <w:spacing w:before="0" w:after="0" w:line="20" w:lineRule="exact"/>
+        <w:spacing w:before="0" w:after="0" w:line="50" w:lineRule="exact"/>
       </w:pPr>
     </w:p>
     <w:p>
       <w:pPr>
+        <w:pStyle w:val="Heading2"/>
         <w:keepNext/>
         <w:pBdr>
           <w:bottom w:val="single" w:sz="8" w:space="3" w:color="003A70"/>
@@ -3143,7 +3149,7 @@
           <w:b/>
           <w:color w:val="003A70"/>
           <w:spacing w:val="14"/>
-          <w:sz w:val="19"/>
+          <w:sz w:val="22"/>
           <w:szCs w:val="19"/>
         </w:rPr>
         <w:t xml:space="preserve">TEST PRACTICE</w:t>
@@ -3162,7 +3168,7 @@
           <w:rFonts w:ascii="Avenir Next" w:hAnsi="Avenir Next" w:cs="Avenir Next" w:eastAsia="Avenir Next"/>
           <w:i/>
           <w:color w:val="5A5F66"/>
-          <w:sz w:val="17"/>
+          <w:sz w:val="22"/>
           <w:szCs w:val="17"/>
         </w:rPr>
         <w:t xml:space="preserve">choose the best answer</w:t>
@@ -3170,7 +3176,7 @@
     </w:p>
     <w:p>
       <w:pPr>
-        <w:spacing w:before="0" w:after="0" w:line="20" w:lineRule="exact"/>
+        <w:spacing w:before="0" w:after="0" w:line="50" w:lineRule="exact"/>
       </w:pPr>
     </w:p>
     <w:tbl>
@@ -3220,25 +3226,25 @@
                 <w:rFonts w:ascii="Avenir Next" w:hAnsi="Avenir Next" w:cs="Avenir Next" w:eastAsia="Avenir Next"/>
                 <w:b/>
                 <w:color w:val="1A1A1A"/>
+                <w:sz w:val="22"/>
+                <w:szCs w:val="20"/>
+              </w:rPr>
+              <w:t xml:space="preserve">10.</w:t>
+            </w:r>
+            <w:r>
+              <w:rPr>
+                <w:rFonts w:ascii="Avenir Next" w:hAnsi="Avenir Next" w:cs="Avenir Next" w:eastAsia="Avenir Next"/>
+                <w:color w:val="1A1A1A"/>
                 <w:sz w:val="20"/>
                 <w:szCs w:val="20"/>
               </w:rPr>
-              <w:t xml:space="preserve">10.</w:t>
-            </w:r>
-            <w:r>
-              <w:rPr>
-                <w:rFonts w:ascii="Avenir Next" w:hAnsi="Avenir Next" w:cs="Avenir Next" w:eastAsia="Avenir Next"/>
-                <w:color w:val="1A1A1A"/>
-                <w:sz w:val="20"/>
-                <w:szCs w:val="20"/>
-              </w:rPr>
               <w:tab/>
             </w:r>
             <w:r>
               <w:rPr>
                 <w:rFonts w:ascii="Avenir Next" w:hAnsi="Avenir Next" w:cs="Avenir Next" w:eastAsia="Avenir Next"/>
                 <w:color w:val="1A1A1A"/>
-                <w:sz w:val="20"/>
+                <w:sz w:val="22"/>
                 <w:szCs w:val="20"/>
               </w:rPr>
               <w:t xml:space="preserve">A rectangle with sides 9 units and 4 units has a perimeter of —</w:t>
@@ -3294,25 +3300,25 @@
                       <w:rFonts w:ascii="Avenir Next" w:hAnsi="Avenir Next" w:cs="Avenir Next" w:eastAsia="Avenir Next"/>
                       <w:b/>
                       <w:color w:val="003A70"/>
+                      <w:sz w:val="22"/>
+                      <w:szCs w:val="19"/>
+                    </w:rPr>
+                    <w:t xml:space="preserve">A</w:t>
+                  </w:r>
+                  <w:r>
+                    <w:rPr>
+                      <w:rFonts w:ascii="Avenir Next" w:hAnsi="Avenir Next" w:cs="Avenir Next" w:eastAsia="Avenir Next"/>
+                      <w:color w:val="1A1A1A"/>
                       <w:sz w:val="19"/>
                       <w:szCs w:val="19"/>
                     </w:rPr>
-                    <w:t xml:space="preserve">A</w:t>
-                  </w:r>
-                  <w:r>
-                    <w:rPr>
-                      <w:rFonts w:ascii="Avenir Next" w:hAnsi="Avenir Next" w:cs="Avenir Next" w:eastAsia="Avenir Next"/>
-                      <w:color w:val="1A1A1A"/>
-                      <w:sz w:val="19"/>
-                      <w:szCs w:val="19"/>
-                    </w:rPr>
                     <w:tab/>
                   </w:r>
                   <w:r>
                     <w:rPr>
                       <w:rFonts w:ascii="Avenir Next" w:hAnsi="Avenir Next" w:cs="Avenir Next" w:eastAsia="Avenir Next"/>
                       <w:color w:val="1A1A1A"/>
-                      <w:sz w:val="19"/>
+                      <w:sz w:val="22"/>
                       <w:szCs w:val="19"/>
                     </w:rPr>
                     <w:t xml:space="preserve">13 units</w:t>
@@ -3337,25 +3343,25 @@
                       <w:rFonts w:ascii="Avenir Next" w:hAnsi="Avenir Next" w:cs="Avenir Next" w:eastAsia="Avenir Next"/>
                       <w:b/>
                       <w:color w:val="003A70"/>
+                      <w:sz w:val="22"/>
+                      <w:szCs w:val="19"/>
+                    </w:rPr>
+                    <w:t xml:space="preserve">B</w:t>
+                  </w:r>
+                  <w:r>
+                    <w:rPr>
+                      <w:rFonts w:ascii="Avenir Next" w:hAnsi="Avenir Next" w:cs="Avenir Next" w:eastAsia="Avenir Next"/>
+                      <w:color w:val="1A1A1A"/>
                       <w:sz w:val="19"/>
                       <w:szCs w:val="19"/>
                     </w:rPr>
-                    <w:t xml:space="preserve">B</w:t>
-                  </w:r>
-                  <w:r>
-                    <w:rPr>
-                      <w:rFonts w:ascii="Avenir Next" w:hAnsi="Avenir Next" w:cs="Avenir Next" w:eastAsia="Avenir Next"/>
-                      <w:color w:val="1A1A1A"/>
-                      <w:sz w:val="19"/>
-                      <w:szCs w:val="19"/>
-                    </w:rPr>
                     <w:tab/>
                   </w:r>
                   <w:r>
                     <w:rPr>
                       <w:rFonts w:ascii="Avenir Next" w:hAnsi="Avenir Next" w:cs="Avenir Next" w:eastAsia="Avenir Next"/>
                       <w:color w:val="1A1A1A"/>
-                      <w:sz w:val="19"/>
+                      <w:sz w:val="22"/>
                       <w:szCs w:val="19"/>
                     </w:rPr>
                     <w:t xml:space="preserve">26 units</w:t>
@@ -3380,25 +3386,25 @@
                       <w:rFonts w:ascii="Avenir Next" w:hAnsi="Avenir Next" w:cs="Avenir Next" w:eastAsia="Avenir Next"/>
                       <w:b/>
                       <w:color w:val="003A70"/>
+                      <w:sz w:val="22"/>
+                      <w:szCs w:val="19"/>
+                    </w:rPr>
+                    <w:t xml:space="preserve">C</w:t>
+                  </w:r>
+                  <w:r>
+                    <w:rPr>
+                      <w:rFonts w:ascii="Avenir Next" w:hAnsi="Avenir Next" w:cs="Avenir Next" w:eastAsia="Avenir Next"/>
+                      <w:color w:val="1A1A1A"/>
                       <w:sz w:val="19"/>
                       <w:szCs w:val="19"/>
                     </w:rPr>
-                    <w:t xml:space="preserve">C</w:t>
-                  </w:r>
-                  <w:r>
-                    <w:rPr>
-                      <w:rFonts w:ascii="Avenir Next" w:hAnsi="Avenir Next" w:cs="Avenir Next" w:eastAsia="Avenir Next"/>
-                      <w:color w:val="1A1A1A"/>
-                      <w:sz w:val="19"/>
-                      <w:szCs w:val="19"/>
-                    </w:rPr>
                     <w:tab/>
                   </w:r>
                   <w:r>
                     <w:rPr>
                       <w:rFonts w:ascii="Avenir Next" w:hAnsi="Avenir Next" w:cs="Avenir Next" w:eastAsia="Avenir Next"/>
                       <w:color w:val="1A1A1A"/>
-                      <w:sz w:val="19"/>
+                      <w:sz w:val="22"/>
                       <w:szCs w:val="19"/>
                     </w:rPr>
                     <w:t xml:space="preserve">36 units</w:t>
@@ -3423,25 +3429,25 @@
                       <w:rFonts w:ascii="Avenir Next" w:hAnsi="Avenir Next" w:cs="Avenir Next" w:eastAsia="Avenir Next"/>
                       <w:b/>
                       <w:color w:val="003A70"/>
+                      <w:sz w:val="22"/>
+                      <w:szCs w:val="19"/>
+                    </w:rPr>
+                    <w:t xml:space="preserve">D</w:t>
+                  </w:r>
+                  <w:r>
+                    <w:rPr>
+                      <w:rFonts w:ascii="Avenir Next" w:hAnsi="Avenir Next" w:cs="Avenir Next" w:eastAsia="Avenir Next"/>
+                      <w:color w:val="1A1A1A"/>
                       <w:sz w:val="19"/>
                       <w:szCs w:val="19"/>
                     </w:rPr>
-                    <w:t xml:space="preserve">D</w:t>
-                  </w:r>
-                  <w:r>
-                    <w:rPr>
-                      <w:rFonts w:ascii="Avenir Next" w:hAnsi="Avenir Next" w:cs="Avenir Next" w:eastAsia="Avenir Next"/>
-                      <w:color w:val="1A1A1A"/>
-                      <w:sz w:val="19"/>
-                      <w:szCs w:val="19"/>
-                    </w:rPr>
                     <w:tab/>
                   </w:r>
                   <w:r>
                     <w:rPr>
                       <w:rFonts w:ascii="Avenir Next" w:hAnsi="Avenir Next" w:cs="Avenir Next" w:eastAsia="Avenir Next"/>
                       <w:color w:val="1A1A1A"/>
-                      <w:sz w:val="19"/>
+                      <w:sz w:val="22"/>
                       <w:szCs w:val="19"/>
                     </w:rPr>
                     <w:t xml:space="preserve">18 units</w:t>
@@ -3452,7 +3458,7 @@
           </w:tbl>
           <w:p>
             <w:pPr>
-              <w:spacing w:before="0" w:after="0" w:line="24" w:lineRule="auto"/>
+              <w:spacing w:before="0" w:after="0" w:line="50" w:lineRule="exact"/>
             </w:pPr>
           </w:p>
         </w:tc>
@@ -3460,12 +3466,12 @@
     </w:tbl>
     <w:p>
       <w:pPr>
-        <w:spacing w:before="0" w:after="0" w:line="20" w:lineRule="exact"/>
+        <w:spacing w:before="0" w:after="0" w:line="50" w:lineRule="exact"/>
       </w:pPr>
     </w:p>
     <w:p>
       <w:pPr>
-        <w:spacing w:before="0" w:after="0" w:line="20" w:lineRule="exact"/>
+        <w:spacing w:before="0" w:after="0" w:line="50" w:lineRule="exact"/>
       </w:pPr>
     </w:p>
     <w:tbl>
@@ -3515,25 +3521,25 @@
                 <w:rFonts w:ascii="Avenir Next" w:hAnsi="Avenir Next" w:cs="Avenir Next" w:eastAsia="Avenir Next"/>
                 <w:b/>
                 <w:color w:val="1A1A1A"/>
+                <w:sz w:val="22"/>
+                <w:szCs w:val="20"/>
+              </w:rPr>
+              <w:t xml:space="preserve">11.</w:t>
+            </w:r>
+            <w:r>
+              <w:rPr>
+                <w:rFonts w:ascii="Avenir Next" w:hAnsi="Avenir Next" w:cs="Avenir Next" w:eastAsia="Avenir Next"/>
+                <w:color w:val="1A1A1A"/>
                 <w:sz w:val="20"/>
                 <w:szCs w:val="20"/>
               </w:rPr>
-              <w:t xml:space="preserve">11.</w:t>
-            </w:r>
-            <w:r>
-              <w:rPr>
-                <w:rFonts w:ascii="Avenir Next" w:hAnsi="Avenir Next" w:cs="Avenir Next" w:eastAsia="Avenir Next"/>
-                <w:color w:val="1A1A1A"/>
-                <w:sz w:val="20"/>
-                <w:szCs w:val="20"/>
-              </w:rPr>
               <w:tab/>
             </w:r>
             <w:r>
               <w:rPr>
                 <w:rFonts w:ascii="Avenir Next" w:hAnsi="Avenir Next" w:cs="Avenir Next" w:eastAsia="Avenir Next"/>
                 <w:color w:val="1A1A1A"/>
-                <w:sz w:val="20"/>
+                <w:sz w:val="22"/>
                 <w:szCs w:val="20"/>
               </w:rPr>
               <w:t xml:space="preserve">A rectangle with sides 9 units and 4 units has an area of —</w:t>
@@ -3589,25 +3595,25 @@
                       <w:rFonts w:ascii="Avenir Next" w:hAnsi="Avenir Next" w:cs="Avenir Next" w:eastAsia="Avenir Next"/>
                       <w:b/>
                       <w:color w:val="003A70"/>
+                      <w:sz w:val="22"/>
+                      <w:szCs w:val="19"/>
+                    </w:rPr>
+                    <w:t xml:space="preserve">A</w:t>
+                  </w:r>
+                  <w:r>
+                    <w:rPr>
+                      <w:rFonts w:ascii="Avenir Next" w:hAnsi="Avenir Next" w:cs="Avenir Next" w:eastAsia="Avenir Next"/>
+                      <w:color w:val="1A1A1A"/>
                       <w:sz w:val="19"/>
                       <w:szCs w:val="19"/>
                     </w:rPr>
-                    <w:t xml:space="preserve">A</w:t>
-                  </w:r>
-                  <w:r>
-                    <w:rPr>
-                      <w:rFonts w:ascii="Avenir Next" w:hAnsi="Avenir Next" w:cs="Avenir Next" w:eastAsia="Avenir Next"/>
-                      <w:color w:val="1A1A1A"/>
-                      <w:sz w:val="19"/>
-                      <w:szCs w:val="19"/>
-                    </w:rPr>
                     <w:tab/>
                   </w:r>
                   <w:r>
                     <w:rPr>
                       <w:rFonts w:ascii="Avenir Next" w:hAnsi="Avenir Next" w:cs="Avenir Next" w:eastAsia="Avenir Next"/>
                       <w:color w:val="1A1A1A"/>
-                      <w:sz w:val="19"/>
+                      <w:sz w:val="22"/>
                       <w:szCs w:val="19"/>
                     </w:rPr>
                     <w:t xml:space="preserve">13 square units</w:t>
@@ -3632,25 +3638,25 @@
                       <w:rFonts w:ascii="Avenir Next" w:hAnsi="Avenir Next" w:cs="Avenir Next" w:eastAsia="Avenir Next"/>
                       <w:b/>
                       <w:color w:val="003A70"/>
+                      <w:sz w:val="22"/>
+                      <w:szCs w:val="19"/>
+                    </w:rPr>
+                    <w:t xml:space="preserve">B</w:t>
+                  </w:r>
+                  <w:r>
+                    <w:rPr>
+                      <w:rFonts w:ascii="Avenir Next" w:hAnsi="Avenir Next" w:cs="Avenir Next" w:eastAsia="Avenir Next"/>
+                      <w:color w:val="1A1A1A"/>
                       <w:sz w:val="19"/>
                       <w:szCs w:val="19"/>
                     </w:rPr>
-                    <w:t xml:space="preserve">B</w:t>
-                  </w:r>
-                  <w:r>
-                    <w:rPr>
-                      <w:rFonts w:ascii="Avenir Next" w:hAnsi="Avenir Next" w:cs="Avenir Next" w:eastAsia="Avenir Next"/>
-                      <w:color w:val="1A1A1A"/>
-                      <w:sz w:val="19"/>
-                      <w:szCs w:val="19"/>
-                    </w:rPr>
                     <w:tab/>
                   </w:r>
                   <w:r>
                     <w:rPr>
                       <w:rFonts w:ascii="Avenir Next" w:hAnsi="Avenir Next" w:cs="Avenir Next" w:eastAsia="Avenir Next"/>
                       <w:color w:val="1A1A1A"/>
-                      <w:sz w:val="19"/>
+                      <w:sz w:val="22"/>
                       <w:szCs w:val="19"/>
                     </w:rPr>
                     <w:t xml:space="preserve">26 square units</w:t>
@@ -3675,25 +3681,25 @@
                       <w:rFonts w:ascii="Avenir Next" w:hAnsi="Avenir Next" w:cs="Avenir Next" w:eastAsia="Avenir Next"/>
                       <w:b/>
                       <w:color w:val="003A70"/>
+                      <w:sz w:val="22"/>
+                      <w:szCs w:val="19"/>
+                    </w:rPr>
+                    <w:t xml:space="preserve">C</w:t>
+                  </w:r>
+                  <w:r>
+                    <w:rPr>
+                      <w:rFonts w:ascii="Avenir Next" w:hAnsi="Avenir Next" w:cs="Avenir Next" w:eastAsia="Avenir Next"/>
+                      <w:color w:val="1A1A1A"/>
                       <w:sz w:val="19"/>
                       <w:szCs w:val="19"/>
                     </w:rPr>
-                    <w:t xml:space="preserve">C</w:t>
-                  </w:r>
-                  <w:r>
-                    <w:rPr>
-                      <w:rFonts w:ascii="Avenir Next" w:hAnsi="Avenir Next" w:cs="Avenir Next" w:eastAsia="Avenir Next"/>
-                      <w:color w:val="1A1A1A"/>
-                      <w:sz w:val="19"/>
-                      <w:szCs w:val="19"/>
-                    </w:rPr>
                     <w:tab/>
                   </w:r>
                   <w:r>
                     <w:rPr>
                       <w:rFonts w:ascii="Avenir Next" w:hAnsi="Avenir Next" w:cs="Avenir Next" w:eastAsia="Avenir Next"/>
                       <w:color w:val="1A1A1A"/>
-                      <w:sz w:val="19"/>
+                      <w:sz w:val="22"/>
                       <w:szCs w:val="19"/>
                     </w:rPr>
                     <w:t xml:space="preserve">36 square units</w:t>
@@ -3718,25 +3724,25 @@
                       <w:rFonts w:ascii="Avenir Next" w:hAnsi="Avenir Next" w:cs="Avenir Next" w:eastAsia="Avenir Next"/>
                       <w:b/>
                       <w:color w:val="003A70"/>
+                      <w:sz w:val="22"/>
+                      <w:szCs w:val="19"/>
+                    </w:rPr>
+                    <w:t xml:space="preserve">D</w:t>
+                  </w:r>
+                  <w:r>
+                    <w:rPr>
+                      <w:rFonts w:ascii="Avenir Next" w:hAnsi="Avenir Next" w:cs="Avenir Next" w:eastAsia="Avenir Next"/>
+                      <w:color w:val="1A1A1A"/>
                       <w:sz w:val="19"/>
                       <w:szCs w:val="19"/>
                     </w:rPr>
-                    <w:t xml:space="preserve">D</w:t>
-                  </w:r>
-                  <w:r>
-                    <w:rPr>
-                      <w:rFonts w:ascii="Avenir Next" w:hAnsi="Avenir Next" w:cs="Avenir Next" w:eastAsia="Avenir Next"/>
-                      <w:color w:val="1A1A1A"/>
-                      <w:sz w:val="19"/>
-                      <w:szCs w:val="19"/>
-                    </w:rPr>
                     <w:tab/>
                   </w:r>
                   <w:r>
                     <w:rPr>
                       <w:rFonts w:ascii="Avenir Next" w:hAnsi="Avenir Next" w:cs="Avenir Next" w:eastAsia="Avenir Next"/>
                       <w:color w:val="1A1A1A"/>
-                      <w:sz w:val="19"/>
+                      <w:sz w:val="22"/>
                       <w:szCs w:val="19"/>
                     </w:rPr>
                     <w:t xml:space="preserve">72 square units</w:t>
@@ -3747,7 +3753,7 @@
           </w:tbl>
           <w:p>
             <w:pPr>
-              <w:spacing w:before="0" w:after="0" w:line="24" w:lineRule="auto"/>
+              <w:spacing w:before="0" w:after="0" w:line="50" w:lineRule="exact"/>
             </w:pPr>
           </w:p>
         </w:tc>
@@ -3755,11 +3761,12 @@
     </w:tbl>
     <w:p>
       <w:pPr>
-        <w:spacing w:before="0" w:after="0" w:line="20" w:lineRule="exact"/>
+        <w:spacing w:before="0" w:after="0" w:line="50" w:lineRule="exact"/>
       </w:pPr>
     </w:p>
     <w:p>
       <w:pPr>
+        <w:pStyle w:val="Heading2"/>
         <w:keepNext/>
         <w:pBdr>
           <w:bottom w:val="single" w:sz="8" w:space="3" w:color="003A70"/>
@@ -3775,7 +3782,7 @@
           <w:b/>
           <w:color w:val="003A70"/>
           <w:spacing w:val="14"/>
-          <w:sz w:val="19"/>
+          <w:sz w:val="22"/>
           <w:szCs w:val="19"/>
         </w:rPr>
         <w:t xml:space="preserve">SELF-CHECK CODE</w:t>
@@ -3794,7 +3801,7 @@
           <w:rFonts w:ascii="Avenir Next" w:hAnsi="Avenir Next" w:cs="Avenir Next" w:eastAsia="Avenir Next"/>
           <w:i/>
           <w:color w:val="5A5F66"/>
-          <w:sz w:val="17"/>
+          <w:sz w:val="22"/>
           <w:szCs w:val="17"/>
         </w:rPr>
         <w:t xml:space="preserve">find your answer · copy its letter into that problem’s box · spell a math word</w:t>
@@ -3853,7 +3860,7 @@
                 <w:rFonts w:ascii="Avenir Next" w:hAnsi="Avenir Next" w:cs="Avenir Next" w:eastAsia="Avenir Next"/>
                 <w:b/>
                 <w:color w:val="1A1A1A"/>
-                <w:sz w:val="18"/>
+                <w:sz w:val="22"/>
                 <w:szCs w:val="18"/>
               </w:rPr>
               <w:t xml:space="preserve">40</w:t>
@@ -3869,7 +3876,7 @@
                 <w:rFonts w:ascii="Avenir Next" w:hAnsi="Avenir Next" w:cs="Avenir Next" w:eastAsia="Avenir Next"/>
                 <w:b/>
                 <w:color w:val="003A70"/>
-                <w:sz w:val="18"/>
+                <w:sz w:val="22"/>
                 <w:szCs w:val="18"/>
               </w:rPr>
               <w:t xml:space="preserve">R</w:t>
@@ -3892,7 +3899,7 @@
                 <w:rFonts w:ascii="Avenir Next" w:hAnsi="Avenir Next" w:cs="Avenir Next" w:eastAsia="Avenir Next"/>
                 <w:b/>
                 <w:color w:val="1A1A1A"/>
-                <w:sz w:val="18"/>
+                <w:sz w:val="22"/>
                 <w:szCs w:val="18"/>
               </w:rPr>
               <w:t xml:space="preserve">46</w:t>
@@ -3908,7 +3915,7 @@
                 <w:rFonts w:ascii="Avenir Next" w:hAnsi="Avenir Next" w:cs="Avenir Next" w:eastAsia="Avenir Next"/>
                 <w:b/>
                 <w:color w:val="003A70"/>
-                <w:sz w:val="18"/>
+                <w:sz w:val="22"/>
                 <w:szCs w:val="18"/>
               </w:rPr>
               <w:t xml:space="preserve">E</w:t>
@@ -3931,7 +3938,7 @@
                 <w:rFonts w:ascii="Avenir Next" w:hAnsi="Avenir Next" w:cs="Avenir Next" w:eastAsia="Avenir Next"/>
                 <w:b/>
                 <w:color w:val="1A1A1A"/>
-                <w:sz w:val="18"/>
+                <w:sz w:val="22"/>
                 <w:szCs w:val="18"/>
               </w:rPr>
               <w:t xml:space="preserve">80</w:t>
@@ -3947,7 +3954,7 @@
                 <w:rFonts w:ascii="Avenir Next" w:hAnsi="Avenir Next" w:cs="Avenir Next" w:eastAsia="Avenir Next"/>
                 <w:b/>
                 <w:color w:val="003A70"/>
-                <w:sz w:val="18"/>
+                <w:sz w:val="22"/>
                 <w:szCs w:val="18"/>
               </w:rPr>
               <w:t xml:space="preserve">Z</w:t>
@@ -3970,7 +3977,7 @@
                 <w:rFonts w:ascii="Avenir Next" w:hAnsi="Avenir Next" w:cs="Avenir Next" w:eastAsia="Avenir Next"/>
                 <w:b/>
                 <w:color w:val="1A1A1A"/>
-                <w:sz w:val="18"/>
+                <w:sz w:val="22"/>
                 <w:szCs w:val="18"/>
               </w:rPr>
               <w:t xml:space="preserve">78</w:t>
@@ -3986,7 +3993,7 @@
                 <w:rFonts w:ascii="Avenir Next" w:hAnsi="Avenir Next" w:cs="Avenir Next" w:eastAsia="Avenir Next"/>
                 <w:b/>
                 <w:color w:val="003A70"/>
-                <w:sz w:val="18"/>
+                <w:sz w:val="22"/>
                 <w:szCs w:val="18"/>
               </w:rPr>
               <w:t xml:space="preserve">N</w:t>
@@ -4009,7 +4016,7 @@
                 <w:rFonts w:ascii="Avenir Next" w:hAnsi="Avenir Next" w:cs="Avenir Next" w:eastAsia="Avenir Next"/>
                 <w:b/>
                 <w:color w:val="1A1A1A"/>
-                <w:sz w:val="18"/>
+                <w:sz w:val="22"/>
                 <w:szCs w:val="18"/>
               </w:rPr>
               <w:t xml:space="preserve">$138</w:t>
@@ -4025,7 +4032,7 @@
                 <w:rFonts w:ascii="Avenir Next" w:hAnsi="Avenir Next" w:cs="Avenir Next" w:eastAsia="Avenir Next"/>
                 <w:b/>
                 <w:color w:val="003A70"/>
-                <w:sz w:val="18"/>
+                <w:sz w:val="22"/>
                 <w:szCs w:val="18"/>
               </w:rPr>
               <w:t xml:space="preserve">J</w:t>
@@ -4048,7 +4055,7 @@
                 <w:rFonts w:ascii="Avenir Next" w:hAnsi="Avenir Next" w:cs="Avenir Next" w:eastAsia="Avenir Next"/>
                 <w:b/>
                 <w:color w:val="1A1A1A"/>
-                <w:sz w:val="18"/>
+                <w:sz w:val="22"/>
                 <w:szCs w:val="18"/>
               </w:rPr>
               <w:t xml:space="preserve">56</w:t>
@@ -4064,7 +4071,7 @@
                 <w:rFonts w:ascii="Avenir Next" w:hAnsi="Avenir Next" w:cs="Avenir Next" w:eastAsia="Avenir Next"/>
                 <w:b/>
                 <w:color w:val="003A70"/>
-                <w:sz w:val="18"/>
+                <w:sz w:val="22"/>
                 <w:szCs w:val="18"/>
               </w:rPr>
               <w:t xml:space="preserve">C</w:t>
@@ -4087,7 +4094,7 @@
                 <w:rFonts w:ascii="Avenir Next" w:hAnsi="Avenir Next" w:cs="Avenir Next" w:eastAsia="Avenir Next"/>
                 <w:b/>
                 <w:color w:val="1A1A1A"/>
-                <w:sz w:val="18"/>
+                <w:sz w:val="22"/>
                 <w:szCs w:val="18"/>
               </w:rPr>
               <w:t xml:space="preserve">104</w:t>
@@ -4103,7 +4110,7 @@
                 <w:rFonts w:ascii="Avenir Next" w:hAnsi="Avenir Next" w:cs="Avenir Next" w:eastAsia="Avenir Next"/>
                 <w:b/>
                 <w:color w:val="003A70"/>
-                <w:sz w:val="18"/>
+                <w:sz w:val="22"/>
                 <w:szCs w:val="18"/>
               </w:rPr>
               <w:t xml:space="preserve">X</w:t>
@@ -4126,7 +4133,7 @@
                 <w:rFonts w:ascii="Avenir Next" w:hAnsi="Avenir Next" w:cs="Avenir Next" w:eastAsia="Avenir Next"/>
                 <w:b/>
                 <w:color w:val="1A1A1A"/>
-                <w:sz w:val="18"/>
+                <w:sz w:val="22"/>
                 <w:szCs w:val="18"/>
               </w:rPr>
               <w:t xml:space="preserve">(−3, 2)</w:t>
@@ -4142,7 +4149,7 @@
                 <w:rFonts w:ascii="Avenir Next" w:hAnsi="Avenir Next" w:cs="Avenir Next" w:eastAsia="Avenir Next"/>
                 <w:b/>
                 <w:color w:val="003A70"/>
-                <w:sz w:val="18"/>
+                <w:sz w:val="22"/>
                 <w:szCs w:val="18"/>
               </w:rPr>
               <w:t xml:space="preserve">O</w:t>
@@ -4165,7 +4172,7 @@
                 <w:rFonts w:ascii="Avenir Next" w:hAnsi="Avenir Next" w:cs="Avenir Next" w:eastAsia="Avenir Next"/>
                 <w:b/>
                 <w:color w:val="1A1A1A"/>
-                <w:sz w:val="18"/>
+                <w:sz w:val="22"/>
                 <w:szCs w:val="18"/>
               </w:rPr>
               <w:t xml:space="preserve">$276</w:t>
@@ -4181,7 +4188,7 @@
                 <w:rFonts w:ascii="Avenir Next" w:hAnsi="Avenir Next" w:cs="Avenir Next" w:eastAsia="Avenir Next"/>
                 <w:b/>
                 <w:color w:val="003A70"/>
-                <w:sz w:val="18"/>
+                <w:sz w:val="22"/>
                 <w:szCs w:val="18"/>
               </w:rPr>
               <w:t xml:space="preserve">R</w:t>
@@ -4204,7 +4211,7 @@
                 <w:rFonts w:ascii="Avenir Next" w:hAnsi="Avenir Next" w:cs="Avenir Next" w:eastAsia="Avenir Next"/>
                 <w:b/>
                 <w:color w:val="1A1A1A"/>
-                <w:sz w:val="18"/>
+                <w:sz w:val="22"/>
                 <w:szCs w:val="18"/>
               </w:rPr>
               <w:t xml:space="preserve">28</w:t>
@@ -4220,7 +4227,7 @@
                 <w:rFonts w:ascii="Avenir Next" w:hAnsi="Avenir Next" w:cs="Avenir Next" w:eastAsia="Avenir Next"/>
                 <w:b/>
                 <w:color w:val="003A70"/>
-                <w:sz w:val="18"/>
+                <w:sz w:val="22"/>
                 <w:szCs w:val="18"/>
               </w:rPr>
               <w:t xml:space="preserve">Q</w:t>
@@ -4231,7 +4238,7 @@
     </w:tbl>
     <w:p>
       <w:pPr>
-        <w:spacing w:before="0" w:after="0" w:line="60" w:lineRule="auto"/>
+        <w:spacing w:before="0" w:after="0" w:line="50" w:lineRule="exact"/>
       </w:pPr>
     </w:p>
     <w:tbl>
@@ -4398,7 +4405,7 @@
     </w:tbl>
     <w:p>
       <w:pPr>
-        <w:spacing w:before="0" w:after="0" w:line="40" w:lineRule="auto"/>
+        <w:spacing w:before="0" w:after="0" w:line="50" w:lineRule="exact"/>
       </w:pPr>
     </w:p>
     <w:tbl>
@@ -4440,6 +4447,7 @@
           </w:tcPr>
           <w:p>
             <w:pPr>
+              <w:pStyle w:val="Heading2"/>
               <w:spacing w:before="0" w:after="0" w:line="240" w:lineRule="auto"/>
             </w:pPr>
             <w:r>
@@ -4477,7 +4485,7 @@
               <w:rPr>
                 <w:rFonts w:ascii="Avenir Next" w:hAnsi="Avenir Next" w:cs="Avenir Next" w:eastAsia="Avenir Next"/>
                 <w:color w:val="1A1A1A"/>
-                <w:sz w:val="17"/>
+                <w:sz w:val="22"/>
                 <w:szCs w:val="17"/>
               </w:rPr>
               <w:t xml:space="preserve">  I can do this on my own</w:t>
@@ -4506,7 +4514,7 @@
               <w:rPr>
                 <w:rFonts w:ascii="Avenir Next" w:hAnsi="Avenir Next" w:cs="Avenir Next" w:eastAsia="Avenir Next"/>
                 <w:color w:val="1A1A1A"/>
-                <w:sz w:val="17"/>
+                <w:sz w:val="22"/>
                 <w:szCs w:val="17"/>
               </w:rPr>
               <w:t xml:space="preserve">  I need a little help</w:t>
@@ -4535,7 +4543,7 @@
               <w:rPr>
                 <w:rFonts w:ascii="Avenir Next" w:hAnsi="Avenir Next" w:cs="Avenir Next" w:eastAsia="Avenir Next"/>
                 <w:color w:val="1A1A1A"/>
-                <w:sz w:val="17"/>
+                <w:sz w:val="22"/>
                 <w:szCs w:val="17"/>
               </w:rPr>
               <w:t xml:space="preserve">  I have a question about #</w:t>
@@ -4556,7 +4564,7 @@
     </w:tbl>
     <w:p>
       <w:pPr>
-        <w:spacing w:before="0" w:after="0" w:line="20" w:lineRule="exact"/>
+        <w:spacing w:before="0" w:after="0" w:line="50" w:lineRule="exact"/>
       </w:pPr>
     </w:p>
     <w:sectPr>
@@ -4642,7 +4650,106 @@
               <w:sz w:val="15"/>
               <w:szCs w:val="15"/>
             </w:rPr>
-            <w:t xml:space="preserve">Lesson 7-7  ·  Session 1  ·  Practice Form B</w:t>
+            <w:t xml:space="preserve">7-7 · Page </w:t>
+          </w:r>
+          <w:r>
+            <w:rPr>
+              <w:rFonts w:ascii="Avenir Next" w:hAnsi="Avenir Next" w:cs="Avenir Next" w:eastAsia="Avenir Next"/>
+              <w:color w:val="5A5F66"/>
+              <w:sz w:val="15"/>
+              <w:szCs w:val="15"/>
+            </w:rPr>
+            <w:fldChar w:fldCharType="begin"/>
+          </w:r>
+          <w:r>
+            <w:rPr>
+              <w:rFonts w:ascii="Avenir Next" w:hAnsi="Avenir Next" w:cs="Avenir Next" w:eastAsia="Avenir Next"/>
+              <w:color w:val="5A5F66"/>
+              <w:sz w:val="15"/>
+              <w:szCs w:val="15"/>
+            </w:rPr>
+            <w:instrText xml:space="preserve"> PAGE </w:instrText>
+          </w:r>
+          <w:r>
+            <w:rPr>
+              <w:rFonts w:ascii="Avenir Next" w:hAnsi="Avenir Next" w:cs="Avenir Next" w:eastAsia="Avenir Next"/>
+              <w:color w:val="5A5F66"/>
+              <w:sz w:val="15"/>
+              <w:szCs w:val="15"/>
+            </w:rPr>
+            <w:fldChar w:fldCharType="separate"/>
+          </w:r>
+          <w:r>
+            <w:rPr>
+              <w:rFonts w:ascii="Avenir Next" w:hAnsi="Avenir Next" w:cs="Avenir Next" w:eastAsia="Avenir Next"/>
+              <w:color w:val="5A5F66"/>
+              <w:sz w:val="15"/>
+              <w:szCs w:val="15"/>
+            </w:rPr>
+            <w:t xml:space="preserve">1</w:t>
+          </w:r>
+          <w:r>
+            <w:rPr>
+              <w:rFonts w:ascii="Avenir Next" w:hAnsi="Avenir Next" w:cs="Avenir Next" w:eastAsia="Avenir Next"/>
+              <w:color w:val="5A5F66"/>
+              <w:sz w:val="15"/>
+              <w:szCs w:val="15"/>
+            </w:rPr>
+            <w:fldChar w:fldCharType="end"/>
+          </w:r>
+          <w:r>
+            <w:rPr>
+              <w:rFonts w:ascii="Avenir Next" w:hAnsi="Avenir Next" w:cs="Avenir Next" w:eastAsia="Avenir Next"/>
+              <w:color w:val="5A5F66"/>
+              <w:sz w:val="15"/>
+              <w:szCs w:val="15"/>
+            </w:rPr>
+            <w:t xml:space="preserve"> of </w:t>
+          </w:r>
+          <w:r>
+            <w:rPr>
+              <w:rFonts w:ascii="Avenir Next" w:hAnsi="Avenir Next" w:cs="Avenir Next" w:eastAsia="Avenir Next"/>
+              <w:color w:val="5A5F66"/>
+              <w:sz w:val="15"/>
+              <w:szCs w:val="15"/>
+            </w:rPr>
+            <w:fldChar w:fldCharType="begin"/>
+          </w:r>
+          <w:r>
+            <w:rPr>
+              <w:rFonts w:ascii="Avenir Next" w:hAnsi="Avenir Next" w:cs="Avenir Next" w:eastAsia="Avenir Next"/>
+              <w:color w:val="5A5F66"/>
+              <w:sz w:val="15"/>
+              <w:szCs w:val="15"/>
+            </w:rPr>
+            <w:instrText xml:space="preserve"> NUMPAGES </w:instrText>
+          </w:r>
+          <w:r>
+            <w:rPr>
+              <w:rFonts w:ascii="Avenir Next" w:hAnsi="Avenir Next" w:cs="Avenir Next" w:eastAsia="Avenir Next"/>
+              <w:color w:val="5A5F66"/>
+              <w:sz w:val="15"/>
+              <w:szCs w:val="15"/>
+            </w:rPr>
+            <w:fldChar w:fldCharType="separate"/>
+          </w:r>
+          <w:r>
+            <w:rPr>
+              <w:rFonts w:ascii="Avenir Next" w:hAnsi="Avenir Next" w:cs="Avenir Next" w:eastAsia="Avenir Next"/>
+              <w:color w:val="5A5F66"/>
+              <w:sz w:val="15"/>
+              <w:szCs w:val="15"/>
+            </w:rPr>
+            <w:t xml:space="preserve">1</w:t>
+          </w:r>
+          <w:r>
+            <w:rPr>
+              <w:rFonts w:ascii="Avenir Next" w:hAnsi="Avenir Next" w:cs="Avenir Next" w:eastAsia="Avenir Next"/>
+              <w:color w:val="5A5F66"/>
+              <w:sz w:val="15"/>
+              <w:szCs w:val="15"/>
+            </w:rPr>
+            <w:fldChar w:fldCharType="end"/>
           </w:r>
         </w:p>
       </w:tc>
@@ -4685,5 +4792,23 @@
       </w:tblCellMar>
     </w:tblPr>
   </w:style>
+  <w:style w:type="paragraph" w:styleId="Heading1">
+    <w:name w:val="heading 1"/>
+    <w:basedOn w:val="Normal"/>
+    <w:pPr>
+      <w:outlineLvl w:val="0"/>
+      <w:keepNext w:val="0"/>
+      <w:keepLines w:val="0"/>
+    </w:pPr>
+  </w:style>
+  <w:style w:type="paragraph" w:styleId="Heading2">
+    <w:name w:val="heading 2"/>
+    <w:basedOn w:val="Normal"/>
+    <w:pPr>
+      <w:outlineLvl w:val="1"/>
+      <w:keepNext w:val="0"/>
+      <w:keepLines w:val="0"/>
+    </w:pPr>
+  </w:style>
 </w:styles>
 </file>